--- a/Documentacion/Documentacion_ServIA_2026/Historias de Usuario - ServIA.docx
+++ b/Documentacion/Documentacion_ServIA_2026/Historias de Usuario - ServIA.docx
@@ -76,7 +76,7 @@
           <w:sz w:val="22"/>
           <w:szCs w:val="22"/>
         </w:rPr>
-        <w:t xml:space="preserve">setiembre 2026</w:t>
+        <w:t xml:space="preserve">octubre 2026</w:t>
       </w:r>
     </w:p>
     <w:p>
@@ -856,7 +856,7 @@
           <w:sz w:val="21"/>
           <w:szCs w:val="21"/>
         </w:rPr>
-        <w:t xml:space="preserve">Estado actual: no existe una cuenta de correo real configurada, por lo que la notificación no llega al usuario aunque el cambio sí se aplique. Se acordó con el tutor que el practicante trabaje con una cuenta de correo de desarrollo propia mientras se resuelve el aspecto institucional definitivo, a cargo de Carlos Morales Castro (Director de Gobernanza, MICITT) más adelante.</w:t>
+        <w:t xml:space="preserve">Estado actual: todavía no existe una cuenta de correo institucional definitiva. Se acordó con el tutor que el practicante trabaje con una cuenta de correo de desarrollo propia mientras se resuelve el aspecto institucional definitivo, a cargo de Carlos Morales Castro (Director de Gobernanza, MICITT) más adelante.</w:t>
       </w:r>
     </w:p>
     <w:p>
@@ -1606,25 +1606,25 @@
           <w:sz w:val="21"/>
           <w:szCs w:val="21"/>
         </w:rPr>
-        <w:t xml:space="preserve">Si el correo no puede enviarse, el sistema se lo informa al Administrador.</w:t>
-      </w:r>
-    </w:p>
-    <w:p>
-      <w:pPr>
-        <w:pStyle w:val="ListParagraph"/>
-        <w:numPr>
-          <w:ilvl w:val="0"/>
-          <w:numId w:val="1"/>
-        </w:numPr>
-        <w:spacing w:after="80" w:line="260"/>
-      </w:pPr>
-      <w:r>
-        <w:rPr>
-          <w:rFonts w:ascii="Calibri" w:cs="Calibri" w:eastAsia="Calibri" w:hAnsi="Calibri"/>
-          <w:sz w:val="21"/>
-          <w:szCs w:val="21"/>
-        </w:rPr>
-        <w:t xml:space="preserve">Cada operación sobre una cuenta queda registrada en la bitácora.</w:t>
+        <w:t>Si el correo no puede enviarse, el sistema se lo informa al Administrador: al crear una cuenta, la cuenta se crea y el aviso indica que la notificación no se entregó; al restablecer la contraseña, la contraseña no se modifica y puede reintentar.</w:t>
+      </w:r>
+    </w:p>
+    <w:p>
+      <w:pPr>
+        <w:pStyle w:val="ListParagraph"/>
+        <w:numPr>
+          <w:ilvl w:val="0"/>
+          <w:numId w:val="1"/>
+        </w:numPr>
+        <w:spacing w:after="80" w:line="260"/>
+      </w:pPr>
+      <w:r>
+        <w:rPr>
+          <w:rFonts w:ascii="Calibri" w:cs="Calibri" w:eastAsia="Calibri" w:hAnsi="Calibri"/>
+          <w:sz w:val="21"/>
+          <w:szCs w:val="21"/>
+        </w:rPr>
+        <w:t>Cada operación sobre una cuenta queda registrada en la bitácora, con el resultado de la notificación por correo.</w:t>
       </w:r>
     </w:p>
     <w:p>
@@ -5674,7 +5674,7 @@
           <w:sz w:val="21"/>
           <w:szCs w:val="21"/>
         </w:rPr>
-        <w:t xml:space="preserve">Puede abrir el detalle de cualquier registro, con su información adicional.</w:t>
+        <w:t>Puede abrir el detalle de cualquier registro, con su información adicional; en la creación de cuentas y en el restablecimiento de contraseñas, el detalle muestra si la notificación por correo se entregó.</w:t>
       </w:r>
     </w:p>
     <w:p>

--- a/Documentacion/Documentacion_ServIA_2026/Historias de Usuario - ServIA.docx
+++ b/Documentacion/Documentacion_ServIA_2026/Historias de Usuario - ServIA.docx
@@ -53,7 +53,7 @@
           <w:sz w:val="22"/>
           <w:szCs w:val="22"/>
         </w:rPr>
-        <w:t xml:space="preserve">1.1</w:t>
+        <w:t xml:space="preserve">1.2</w:t>
       </w:r>
     </w:p>
     <w:p>
@@ -125,7 +125,7 @@
           <w:sz w:val="20"/>
           <w:szCs w:val="20"/>
         </w:rPr>
-        <w:t xml:space="preserve">la trazabilidad de cada historia indica los Requisitos Funcionales (RF-XX) del ERS que la respaldan y los Casos de Uso (CU-XX) en los que se desarrolla. Las historias HU-24 y HU-25 se agregaron en esta versión, a partir del documento de Casos de Uso; los identificadores existentes se mantienen para no romper las referencias ya hechas.</w:t>
+        <w:t xml:space="preserve">la trazabilidad de cada historia indica los Requisitos Funcionales (RF-XX) del ERS que la respaldan y los Casos de Uso (CU-XX) en los que se desarrolla. Las historias HU-24 y HU-25 se agregaron en la versión 1.1, a partir del documento de Casos de Uso, y la historia HU-26 en la versión 1.2; los identificadores existentes se mantienen para no romper las referencias ya hechas.</w:t>
       </w:r>
     </w:p>
     <w:p>
@@ -838,7 +838,25 @@
           <w:sz w:val="21"/>
           <w:szCs w:val="21"/>
         </w:rPr>
-        <w:t xml:space="preserve">Si el correo no puede enviarse, el sistema lo informa en vez de dejar al usuario esperando un código que no llegará.</w:t>
+        <w:t xml:space="preserve">El sistema responde siempre lo mismo, exista o no la cuenta, para no revelar qué correos están registrados; si el correo no puede enviarse, el Administrador lo ve en el Historial de Actividades y la persona puede pedir otro código pasado un minuto.</w:t>
+      </w:r>
+    </w:p>
+    <w:p>
+      <w:pPr>
+        <w:pStyle w:val="ListParagraph"/>
+        <w:numPr>
+          <w:ilvl w:val="0"/>
+          <w:numId w:val="1"/>
+        </w:numPr>
+        <w:spacing w:after="80" w:line="260"/>
+      </w:pPr>
+      <w:r>
+        <w:rPr>
+          <w:rFonts w:ascii="Calibri" w:cs="Calibri" w:eastAsia="Calibri" w:hAnsi="Calibri"/>
+          <w:sz w:val="21"/>
+          <w:szCs w:val="21"/>
+        </w:rPr>
+        <w:t xml:space="preserve">Cada código admite 5 intentos; al quinto fallo se invalida y hay que pedir uno nuevo.</w:t>
       </w:r>
     </w:p>
     <w:p>
@@ -1657,15 +1675,6 @@
     </w:p>
     <w:p>
       <w:pPr>
-        <w:pStyle w:val="Heading1"/>
-        <w:spacing w:after="200" w:before="360"/>
-      </w:pPr>
-      <w:r>
-        <w:t xml:space="preserve">Módulo 2: Ingesta de Datos</w:t>
-      </w:r>
-    </w:p>
-    <w:p>
-      <w:pPr>
         <w:pBdr>
           <w:top w:val="single" w:color="1F4E79" w:sz="10" w:space="6"/>
         </w:pBdr>
@@ -1680,7 +1689,7 @@
           <w:sz w:val="24"/>
           <w:szCs w:val="24"/>
         </w:rPr>
-        <w:t xml:space="preserve">HU-05 — Cargar documentos, audio e imágenes</w:t>
+        <w:t xml:space="preserve">HU-26 — Ver qué ocurrió con cada solicitud de recuperación de contraseña</w:t>
       </w:r>
     </w:p>
     <w:p>
@@ -1707,7 +1716,7 @@
           <w:sz w:val="22"/>
           <w:szCs w:val="22"/>
         </w:rPr>
-        <w:t xml:space="preserve">Usuario Gubernamental,</w:t>
+        <w:t xml:space="preserve">Administrador,</w:t>
       </w:r>
     </w:p>
     <w:p>
@@ -1734,7 +1743,7 @@
           <w:sz w:val="22"/>
           <w:szCs w:val="22"/>
         </w:rPr>
-        <w:t xml:space="preserve">cargar archivos de texto, audio o imagen al sistema,</w:t>
+        <w:t xml:space="preserve">ver en el Historial de Actividades qué pasó con cada solicitud de recuperación de contraseña (código enviado, envío fallido, correo no registrado, cuenta inactiva, límite alcanzado y servicio no disponible),</w:t>
       </w:r>
     </w:p>
     <w:p>
@@ -1761,7 +1770,7 @@
           <w:sz w:val="22"/>
           <w:szCs w:val="22"/>
         </w:rPr>
-        <w:t xml:space="preserve">que su contenido quede disponible para consulta.</w:t>
+        <w:t xml:space="preserve">detectar un fallo del servicio de correo o un uso sospechoso sin que el sistema revele a terceros qué cuentas existen.</w:t>
       </w:r>
     </w:p>
     <w:p>
@@ -1784,7 +1793,7 @@
           <w:sz w:val="21"/>
           <w:szCs w:val="21"/>
         </w:rPr>
-        <w:t xml:space="preserve">Alta</w:t>
+        <w:t xml:space="preserve">Media</w:t>
       </w:r>
     </w:p>
     <w:p>
@@ -1817,97 +1826,97 @@
           <w:sz w:val="21"/>
           <w:szCs w:val="21"/>
         </w:rPr>
-        <w:t xml:space="preserve">Se aceptan los formatos: texto (PDF, DOC, DOCX, RTF, TXT, HTML, HTM, XHTML), audio (MP3, WAV, OGG, M4A) e imagen (JPG, JPEG, PNG, TIF, TIFF, BMP).</w:t>
-      </w:r>
-    </w:p>
-    <w:p>
-      <w:pPr>
-        <w:pStyle w:val="ListParagraph"/>
-        <w:numPr>
-          <w:ilvl w:val="0"/>
-          <w:numId w:val="1"/>
-        </w:numPr>
-        <w:spacing w:after="80" w:line="260"/>
-      </w:pPr>
-      <w:r>
-        <w:rPr>
-          <w:rFonts w:ascii="Calibri" w:cs="Calibri" w:eastAsia="Calibri" w:hAnsi="Calibri"/>
-          <w:sz w:val="21"/>
-          <w:szCs w:val="21"/>
-        </w:rPr>
-        <w:t xml:space="preserve">La carga está disponible tanto en Ingesta de Datos como dentro de un notebook; en un notebook, además, se puede pegar o arrastrar una imagen sobre el chat.</w:t>
-      </w:r>
-    </w:p>
-    <w:p>
-      <w:pPr>
-        <w:pStyle w:val="ListParagraph"/>
-        <w:numPr>
-          <w:ilvl w:val="0"/>
-          <w:numId w:val="1"/>
-        </w:numPr>
-        <w:spacing w:after="80" w:line="260"/>
-      </w:pPr>
-      <w:r>
-        <w:rPr>
-          <w:rFonts w:ascii="Calibri" w:cs="Calibri" w:eastAsia="Calibri" w:hAnsi="Calibri"/>
-          <w:sz w:val="21"/>
-          <w:szCs w:val="21"/>
-        </w:rPr>
-        <w:t xml:space="preserve">Antes de confirmar la carga, puede revisar la lista de archivos seleccionados y quitar los que no correspondan.</w:t>
-      </w:r>
-    </w:p>
-    <w:p>
-      <w:pPr>
-        <w:pStyle w:val="ListParagraph"/>
-        <w:numPr>
-          <w:ilvl w:val="0"/>
-          <w:numId w:val="1"/>
-        </w:numPr>
-        <w:spacing w:after="80" w:line="260"/>
-      </w:pPr>
-      <w:r>
-        <w:rPr>
-          <w:rFonts w:ascii="Calibri" w:cs="Calibri" w:eastAsia="Calibri" w:hAnsi="Calibri"/>
-          <w:sz w:val="21"/>
-          <w:szCs w:val="21"/>
-        </w:rPr>
-        <w:t xml:space="preserve">El sistema valida extensión y tipo MIME real, no solo el nombre del archivo.</w:t>
-      </w:r>
-    </w:p>
-    <w:p>
-      <w:pPr>
-        <w:pStyle w:val="ListParagraph"/>
-        <w:numPr>
-          <w:ilvl w:val="0"/>
-          <w:numId w:val="1"/>
-        </w:numPr>
-        <w:spacing w:after="80" w:line="260"/>
-      </w:pPr>
-      <w:r>
-        <w:rPr>
-          <w:rFonts w:ascii="Calibri" w:cs="Calibri" w:eastAsia="Calibri" w:hAnsi="Calibri"/>
-          <w:sz w:val="21"/>
-          <w:szCs w:val="21"/>
-        </w:rPr>
-        <w:t xml:space="preserve">El límite de tamaño es 1GB por archivo, validado tanto en el frontend como en el backend.</w:t>
-      </w:r>
-    </w:p>
-    <w:p>
-      <w:pPr>
-        <w:pStyle w:val="ListParagraph"/>
-        <w:numPr>
-          <w:ilvl w:val="0"/>
-          <w:numId w:val="1"/>
-        </w:numPr>
-        <w:spacing w:after="80" w:line="260"/>
-      </w:pPr>
-      <w:r>
-        <w:rPr>
-          <w:rFonts w:ascii="Calibri" w:cs="Calibri" w:eastAsia="Calibri" w:hAnsi="Calibri"/>
-          <w:sz w:val="21"/>
-          <w:szCs w:val="21"/>
-        </w:rPr>
-        <w:t xml:space="preserve">Ante un formato o tamaño no soportado, se muestra un mensaje específico indicando el problema.</w:t>
+        <w:t xml:space="preserve">Cada solicitud de código queda registrada con su resultado: código enviado, envío fallido, correo no registrado, cuenta inactiva, límite alcanzado o servicio no disponible.</w:t>
+      </w:r>
+    </w:p>
+    <w:p>
+      <w:pPr>
+        <w:pStyle w:val="ListParagraph"/>
+        <w:numPr>
+          <w:ilvl w:val="0"/>
+          <w:numId w:val="1"/>
+        </w:numPr>
+        <w:spacing w:after="80" w:line="260"/>
+      </w:pPr>
+      <w:r>
+        <w:rPr>
+          <w:rFonts w:ascii="Calibri" w:cs="Calibri" w:eastAsia="Calibri" w:hAnsi="Calibri"/>
+          <w:sz w:val="21"/>
+          <w:szCs w:val="21"/>
+        </w:rPr>
+        <w:t xml:space="preserve">También quedan registrados, con su resultado, la verificación del código y el cambio de contraseña.</w:t>
+      </w:r>
+    </w:p>
+    <w:p>
+      <w:pPr>
+        <w:pStyle w:val="ListParagraph"/>
+        <w:numPr>
+          <w:ilvl w:val="0"/>
+          <w:numId w:val="1"/>
+        </w:numPr>
+        <w:spacing w:after="80" w:line="260"/>
+      </w:pPr>
+      <w:r>
+        <w:rPr>
+          <w:rFonts w:ascii="Calibri" w:cs="Calibri" w:eastAsia="Calibri" w:hAnsi="Calibri"/>
+          <w:sz w:val="21"/>
+          <w:szCs w:val="21"/>
+        </w:rPr>
+        <w:t xml:space="preserve">Los registros se encuentran en el Historial de Actividades filtrando por el tipo de acción "Recuperación de Contraseña"; los de un correo sin cuenta aparecen sin usuario asociado.</w:t>
+      </w:r>
+    </w:p>
+    <w:p>
+      <w:pPr>
+        <w:pStyle w:val="ListParagraph"/>
+        <w:numPr>
+          <w:ilvl w:val="0"/>
+          <w:numId w:val="1"/>
+        </w:numPr>
+        <w:spacing w:after="80" w:line="260"/>
+      </w:pPr>
+      <w:r>
+        <w:rPr>
+          <w:rFonts w:ascii="Calibri" w:cs="Calibri" w:eastAsia="Calibri" w:hAnsi="Calibri"/>
+          <w:sz w:val="21"/>
+          <w:szCs w:val="21"/>
+        </w:rPr>
+        <w:t xml:space="preserve">El detalle de cada registro muestra el paso, su resultado y una referencia que permite seguir los pasos de una misma solicitud; en la solicitud muestra además el correo indicado.</w:t>
+      </w:r>
+    </w:p>
+    <w:p>
+      <w:pPr>
+        <w:pStyle w:val="ListParagraph"/>
+        <w:numPr>
+          <w:ilvl w:val="0"/>
+          <w:numId w:val="1"/>
+        </w:numPr>
+        <w:spacing w:after="80" w:line="260"/>
+      </w:pPr>
+      <w:r>
+        <w:rPr>
+          <w:rFonts w:ascii="Calibri" w:cs="Calibri" w:eastAsia="Calibri" w:hAnsi="Calibri"/>
+          <w:sz w:val="21"/>
+          <w:szCs w:val="21"/>
+        </w:rPr>
+        <w:t xml:space="preserve">La bitácora nunca guarda los códigos ni las contraseñas.</w:t>
+      </w:r>
+    </w:p>
+    <w:p>
+      <w:pPr>
+        <w:pStyle w:val="ListParagraph"/>
+        <w:numPr>
+          <w:ilvl w:val="0"/>
+          <w:numId w:val="1"/>
+        </w:numPr>
+        <w:spacing w:after="80" w:line="260"/>
+      </w:pPr>
+      <w:r>
+        <w:rPr>
+          <w:rFonts w:ascii="Calibri" w:cs="Calibri" w:eastAsia="Calibri" w:hAnsi="Calibri"/>
+          <w:sz w:val="21"/>
+          <w:szCs w:val="21"/>
+        </w:rPr>
+        <w:t xml:space="preserve">La persona que solicita el código recibe siempre la misma respuesta, exista o no la cuenta; solo el Administrador puede ver en el Historial de qué caso se trató.</w:t>
       </w:r>
     </w:p>
     <w:p>
@@ -1935,7 +1944,16 @@
           <w:sz w:val="20"/>
           <w:szCs w:val="20"/>
         </w:rPr>
-        <w:t xml:space="preserve">Requisitos RF-05 · Casos de uso CU-07</w:t>
+        <w:t xml:space="preserve">Requisitos RF-03, RF-21 · Casos de uso CU-04, CU-15</w:t>
+      </w:r>
+    </w:p>
+    <w:p>
+      <w:pPr>
+        <w:pStyle w:val="Heading1"/>
+        <w:spacing w:after="200" w:before="360"/>
+      </w:pPr>
+      <w:r>
+        <w:t xml:space="preserve">Módulo 2: Ingesta de Datos</w:t>
       </w:r>
     </w:p>
     <w:p>
@@ -1954,7 +1972,7 @@
           <w:sz w:val="24"/>
           <w:szCs w:val="24"/>
         </w:rPr>
-        <w:t xml:space="preserve">HU-06 — Asociar cada archivo a un tema</w:t>
+        <w:t xml:space="preserve">HU-05 — Cargar documentos, audio e imágenes</w:t>
       </w:r>
     </w:p>
     <w:p>
@@ -2008,7 +2026,7 @@
           <w:sz w:val="22"/>
           <w:szCs w:val="22"/>
         </w:rPr>
-        <w:t xml:space="preserve">que cada archivo que cargue quede vinculado a un tema (el que indique al cargarlo, o el notebook en el que lo carga),</w:t>
+        <w:t xml:space="preserve">cargar archivos de texto, audio o imagen al sistema,</w:t>
       </w:r>
     </w:p>
     <w:p>
@@ -2035,7 +2053,7 @@
           <w:sz w:val="22"/>
           <w:szCs w:val="22"/>
         </w:rPr>
-        <w:t xml:space="preserve">encontrarlo organizado y poder consultarlo después dentro de ese contexto.</w:t>
+        <w:t xml:space="preserve">que su contenido quede disponible para consulta.</w:t>
       </w:r>
     </w:p>
     <w:p>
@@ -2091,43 +2109,97 @@
           <w:sz w:val="21"/>
           <w:szCs w:val="21"/>
         </w:rPr>
-        <w:t xml:space="preserve">Todo archivo cargado queda vinculado obligatoriamente a un tema antes de aceptarse.</w:t>
-      </w:r>
-    </w:p>
-    <w:p>
-      <w:pPr>
-        <w:pStyle w:val="ListParagraph"/>
-        <w:numPr>
-          <w:ilvl w:val="0"/>
-          <w:numId w:val="1"/>
-        </w:numPr>
-        <w:spacing w:after="80" w:line="260"/>
-      </w:pPr>
-      <w:r>
-        <w:rPr>
-          <w:rFonts w:ascii="Calibri" w:cs="Calibri" w:eastAsia="Calibri" w:hAnsi="Calibri"/>
-          <w:sz w:val="21"/>
-          <w:szCs w:val="21"/>
-        </w:rPr>
-        <w:t xml:space="preserve">Si el tema indicado no existe todavía, el sistema lo crea automáticamente al momento de la carga.</w:t>
-      </w:r>
-    </w:p>
-    <w:p>
-      <w:pPr>
-        <w:pStyle w:val="ListParagraph"/>
-        <w:numPr>
-          <w:ilvl w:val="0"/>
-          <w:numId w:val="1"/>
-        </w:numPr>
-        <w:spacing w:after="80" w:line="260"/>
-      </w:pPr>
-      <w:r>
-        <w:rPr>
-          <w:rFonts w:ascii="Calibri" w:cs="Calibri" w:eastAsia="Calibri" w:hAnsi="Calibri"/>
-          <w:sz w:val="21"/>
-          <w:szCs w:val="21"/>
-        </w:rPr>
-        <w:t xml:space="preserve">Ningún archivo queda huérfano, sin tema asociado.</w:t>
+        <w:t xml:space="preserve">Se aceptan los formatos: texto (PDF, DOC, DOCX, RTF, TXT, HTML, HTM, XHTML), audio (MP3, WAV, OGG, M4A) e imagen (JPG, JPEG, PNG, TIF, TIFF, BMP).</w:t>
+      </w:r>
+    </w:p>
+    <w:p>
+      <w:pPr>
+        <w:pStyle w:val="ListParagraph"/>
+        <w:numPr>
+          <w:ilvl w:val="0"/>
+          <w:numId w:val="1"/>
+        </w:numPr>
+        <w:spacing w:after="80" w:line="260"/>
+      </w:pPr>
+      <w:r>
+        <w:rPr>
+          <w:rFonts w:ascii="Calibri" w:cs="Calibri" w:eastAsia="Calibri" w:hAnsi="Calibri"/>
+          <w:sz w:val="21"/>
+          <w:szCs w:val="21"/>
+        </w:rPr>
+        <w:t xml:space="preserve">La carga está disponible tanto en Ingesta de Datos como dentro de un notebook; en un notebook, además, se puede pegar o arrastrar una imagen sobre el chat.</w:t>
+      </w:r>
+    </w:p>
+    <w:p>
+      <w:pPr>
+        <w:pStyle w:val="ListParagraph"/>
+        <w:numPr>
+          <w:ilvl w:val="0"/>
+          <w:numId w:val="1"/>
+        </w:numPr>
+        <w:spacing w:after="80" w:line="260"/>
+      </w:pPr>
+      <w:r>
+        <w:rPr>
+          <w:rFonts w:ascii="Calibri" w:cs="Calibri" w:eastAsia="Calibri" w:hAnsi="Calibri"/>
+          <w:sz w:val="21"/>
+          <w:szCs w:val="21"/>
+        </w:rPr>
+        <w:t xml:space="preserve">Antes de confirmar la carga, puede revisar la lista de archivos seleccionados y quitar los que no correspondan.</w:t>
+      </w:r>
+    </w:p>
+    <w:p>
+      <w:pPr>
+        <w:pStyle w:val="ListParagraph"/>
+        <w:numPr>
+          <w:ilvl w:val="0"/>
+          <w:numId w:val="1"/>
+        </w:numPr>
+        <w:spacing w:after="80" w:line="260"/>
+      </w:pPr>
+      <w:r>
+        <w:rPr>
+          <w:rFonts w:ascii="Calibri" w:cs="Calibri" w:eastAsia="Calibri" w:hAnsi="Calibri"/>
+          <w:sz w:val="21"/>
+          <w:szCs w:val="21"/>
+        </w:rPr>
+        <w:t xml:space="preserve">El sistema valida extensión y tipo MIME real, no solo el nombre del archivo.</w:t>
+      </w:r>
+    </w:p>
+    <w:p>
+      <w:pPr>
+        <w:pStyle w:val="ListParagraph"/>
+        <w:numPr>
+          <w:ilvl w:val="0"/>
+          <w:numId w:val="1"/>
+        </w:numPr>
+        <w:spacing w:after="80" w:line="260"/>
+      </w:pPr>
+      <w:r>
+        <w:rPr>
+          <w:rFonts w:ascii="Calibri" w:cs="Calibri" w:eastAsia="Calibri" w:hAnsi="Calibri"/>
+          <w:sz w:val="21"/>
+          <w:szCs w:val="21"/>
+        </w:rPr>
+        <w:t xml:space="preserve">El límite de tamaño es 1GB por archivo, validado tanto en el frontend como en el backend.</w:t>
+      </w:r>
+    </w:p>
+    <w:p>
+      <w:pPr>
+        <w:pStyle w:val="ListParagraph"/>
+        <w:numPr>
+          <w:ilvl w:val="0"/>
+          <w:numId w:val="1"/>
+        </w:numPr>
+        <w:spacing w:after="80" w:line="260"/>
+      </w:pPr>
+      <w:r>
+        <w:rPr>
+          <w:rFonts w:ascii="Calibri" w:cs="Calibri" w:eastAsia="Calibri" w:hAnsi="Calibri"/>
+          <w:sz w:val="21"/>
+          <w:szCs w:val="21"/>
+        </w:rPr>
+        <w:t xml:space="preserve">Ante un formato o tamaño no soportado, se muestra un mensaje específico indicando el problema.</w:t>
       </w:r>
     </w:p>
     <w:p>
@@ -2155,7 +2227,7 @@
           <w:sz w:val="20"/>
           <w:szCs w:val="20"/>
         </w:rPr>
-        <w:t xml:space="preserve">Requisitos RF-06 · Casos de uso CU-07</w:t>
+        <w:t xml:space="preserve">Requisitos RF-05 · Casos de uso CU-07</w:t>
       </w:r>
     </w:p>
     <w:p>
@@ -2174,7 +2246,7 @@
           <w:sz w:val="24"/>
           <w:szCs w:val="24"/>
         </w:rPr>
-        <w:t xml:space="preserve">HU-07 — Ver el progreso del procesamiento de sus archivos</w:t>
+        <w:t xml:space="preserve">HU-06 — Asociar cada archivo a un tema</w:t>
       </w:r>
     </w:p>
     <w:p>
@@ -2228,7 +2300,7 @@
           <w:sz w:val="22"/>
           <w:szCs w:val="22"/>
         </w:rPr>
-        <w:t xml:space="preserve">ver en tiempo real el estado de procesamiento de un archivo que cargó,</w:t>
+        <w:t xml:space="preserve">que cada archivo que cargue quede vinculado a un tema (el que indique al cargarlo, o el notebook en el que lo carga),</w:t>
       </w:r>
     </w:p>
     <w:p>
@@ -2255,7 +2327,7 @@
           <w:sz w:val="22"/>
           <w:szCs w:val="22"/>
         </w:rPr>
-        <w:t xml:space="preserve">saber cuándo estará listo para consultarlo o si hubo un error.</w:t>
+        <w:t xml:space="preserve">encontrarlo organizado y poder consultarlo después dentro de ese contexto.</w:t>
       </w:r>
     </w:p>
     <w:p>
@@ -2311,61 +2383,43 @@
           <w:sz w:val="21"/>
           <w:szCs w:val="21"/>
         </w:rPr>
-        <w:t xml:space="preserve">Cada documento transita entre exactamente tres estados: Pendiente, Procesado o Error.</w:t>
-      </w:r>
-    </w:p>
-    <w:p>
-      <w:pPr>
-        <w:pStyle w:val="ListParagraph"/>
-        <w:numPr>
-          <w:ilvl w:val="0"/>
-          <w:numId w:val="1"/>
-        </w:numPr>
-        <w:spacing w:after="80" w:line="260"/>
-      </w:pPr>
-      <w:r>
-        <w:rPr>
-          <w:rFonts w:ascii="Calibri" w:cs="Calibri" w:eastAsia="Calibri" w:hAnsi="Calibri"/>
-          <w:sz w:val="21"/>
-          <w:szCs w:val="21"/>
-        </w:rPr>
-        <w:t xml:space="preserve">El progreso de procesamiento (en porcentaje) es visible mientras se ejecuta en segundo plano.</w:t>
-      </w:r>
-    </w:p>
-    <w:p>
-      <w:pPr>
-        <w:pStyle w:val="ListParagraph"/>
-        <w:numPr>
-          <w:ilvl w:val="0"/>
-          <w:numId w:val="1"/>
-        </w:numPr>
-        <w:spacing w:after="80" w:line="260"/>
-      </w:pPr>
-      <w:r>
-        <w:rPr>
-          <w:rFonts w:ascii="Calibri" w:cs="Calibri" w:eastAsia="Calibri" w:hAnsi="Calibri"/>
-          <w:sz w:val="21"/>
-          <w:szCs w:val="21"/>
-        </w:rPr>
-        <w:t xml:space="preserve">Si el procesamiento falla, el documento queda en Error con un mensaje descriptivo, sin afectar otros archivos en curso.</w:t>
-      </w:r>
-    </w:p>
-    <w:p>
-      <w:pPr>
-        <w:pStyle w:val="ListParagraph"/>
-        <w:numPr>
-          <w:ilvl w:val="0"/>
-          <w:numId w:val="1"/>
-        </w:numPr>
-        <w:spacing w:after="80" w:line="260"/>
-      </w:pPr>
-      <w:r>
-        <w:rPr>
-          <w:rFonts w:ascii="Calibri" w:cs="Calibri" w:eastAsia="Calibri" w:hAnsi="Calibri"/>
-          <w:sz w:val="21"/>
-          <w:szCs w:val="21"/>
-        </w:rPr>
-        <w:t xml:space="preserve">Puede cancelar el procesamiento de un archivo mientras está en curso.</w:t>
+        <w:t xml:space="preserve">Todo archivo cargado queda vinculado obligatoriamente a un tema antes de aceptarse.</w:t>
+      </w:r>
+    </w:p>
+    <w:p>
+      <w:pPr>
+        <w:pStyle w:val="ListParagraph"/>
+        <w:numPr>
+          <w:ilvl w:val="0"/>
+          <w:numId w:val="1"/>
+        </w:numPr>
+        <w:spacing w:after="80" w:line="260"/>
+      </w:pPr>
+      <w:r>
+        <w:rPr>
+          <w:rFonts w:ascii="Calibri" w:cs="Calibri" w:eastAsia="Calibri" w:hAnsi="Calibri"/>
+          <w:sz w:val="21"/>
+          <w:szCs w:val="21"/>
+        </w:rPr>
+        <w:t xml:space="preserve">Si el tema indicado no existe todavía, el sistema lo crea automáticamente al momento de la carga.</w:t>
+      </w:r>
+    </w:p>
+    <w:p>
+      <w:pPr>
+        <w:pStyle w:val="ListParagraph"/>
+        <w:numPr>
+          <w:ilvl w:val="0"/>
+          <w:numId w:val="1"/>
+        </w:numPr>
+        <w:spacing w:after="80" w:line="260"/>
+      </w:pPr>
+      <w:r>
+        <w:rPr>
+          <w:rFonts w:ascii="Calibri" w:cs="Calibri" w:eastAsia="Calibri" w:hAnsi="Calibri"/>
+          <w:sz w:val="21"/>
+          <w:szCs w:val="21"/>
+        </w:rPr>
+        <w:t xml:space="preserve">Ningún archivo queda huérfano, sin tema asociado.</w:t>
       </w:r>
     </w:p>
     <w:p>
@@ -2393,7 +2447,7 @@
           <w:sz w:val="20"/>
           <w:szCs w:val="20"/>
         </w:rPr>
-        <w:t xml:space="preserve">Requisitos RF-07 · Casos de uso CU-07</w:t>
+        <w:t xml:space="preserve">Requisitos RF-06 · Casos de uso CU-07</w:t>
       </w:r>
     </w:p>
     <w:p>
@@ -2412,7 +2466,7 @@
           <w:sz w:val="24"/>
           <w:szCs w:val="24"/>
         </w:rPr>
-        <w:t xml:space="preserve">HU-08 — Que sus documentos sean consultables por significado</w:t>
+        <w:t xml:space="preserve">HU-07 — Ver el progreso del procesamiento de sus archivos</w:t>
       </w:r>
     </w:p>
     <w:p>
@@ -2466,7 +2520,7 @@
           <w:sz w:val="22"/>
           <w:szCs w:val="22"/>
         </w:rPr>
-        <w:t xml:space="preserve">que el contenido de sus documentos se pueda buscar por significado, no solo por coincidencia exacta de palabras,</w:t>
+        <w:t xml:space="preserve">ver en tiempo real el estado de procesamiento de un archivo que cargó,</w:t>
       </w:r>
     </w:p>
     <w:p>
@@ -2493,7 +2547,7 @@
           <w:sz w:val="22"/>
           <w:szCs w:val="22"/>
         </w:rPr>
-        <w:t xml:space="preserve">encontrar información relevante aunque no recuerde el texto exacto.</w:t>
+        <w:t xml:space="preserve">saber cuándo estará listo para consultarlo o si hubo un error.</w:t>
       </w:r>
     </w:p>
     <w:p>
@@ -2549,43 +2603,61 @@
           <w:sz w:val="21"/>
           <w:szCs w:val="21"/>
         </w:rPr>
-        <w:t xml:space="preserve">El texto extraído se divide en fragmentos (chunks) que preservan contexto suficiente para ser comprensibles de forma independiente.</w:t>
-      </w:r>
-    </w:p>
-    <w:p>
-      <w:pPr>
-        <w:pStyle w:val="ListParagraph"/>
-        <w:numPr>
-          <w:ilvl w:val="0"/>
-          <w:numId w:val="1"/>
-        </w:numPr>
-        <w:spacing w:after="80" w:line="260"/>
-      </w:pPr>
-      <w:r>
-        <w:rPr>
-          <w:rFonts w:ascii="Calibri" w:cs="Calibri" w:eastAsia="Calibri" w:hAnsi="Calibri"/>
-          <w:sz w:val="21"/>
-          <w:szCs w:val="21"/>
-        </w:rPr>
-        <w:t xml:space="preserve">Cada fragmento se convierte en un embedding y se indexa en Qdrant junto con sus metadatos (tema, archivo, tipo, página).</w:t>
-      </w:r>
-    </w:p>
-    <w:p>
-      <w:pPr>
-        <w:pStyle w:val="ListParagraph"/>
-        <w:numPr>
-          <w:ilvl w:val="0"/>
-          <w:numId w:val="1"/>
-        </w:numPr>
-        <w:spacing w:after="80" w:line="260"/>
-      </w:pPr>
-      <w:r>
-        <w:rPr>
-          <w:rFonts w:ascii="Calibri" w:cs="Calibri" w:eastAsia="Calibri" w:hAnsi="Calibri"/>
-          <w:sz w:val="21"/>
-          <w:szCs w:val="21"/>
-        </w:rPr>
-        <w:t xml:space="preserve">Los embeddings quedan disponibles de inmediato para el asistente de consulta y la búsqueda semántica.</w:t>
+        <w:t xml:space="preserve">Cada documento transita entre exactamente tres estados: Pendiente, Procesado o Error.</w:t>
+      </w:r>
+    </w:p>
+    <w:p>
+      <w:pPr>
+        <w:pStyle w:val="ListParagraph"/>
+        <w:numPr>
+          <w:ilvl w:val="0"/>
+          <w:numId w:val="1"/>
+        </w:numPr>
+        <w:spacing w:after="80" w:line="260"/>
+      </w:pPr>
+      <w:r>
+        <w:rPr>
+          <w:rFonts w:ascii="Calibri" w:cs="Calibri" w:eastAsia="Calibri" w:hAnsi="Calibri"/>
+          <w:sz w:val="21"/>
+          <w:szCs w:val="21"/>
+        </w:rPr>
+        <w:t xml:space="preserve">El progreso de procesamiento (en porcentaje) es visible mientras se ejecuta en segundo plano.</w:t>
+      </w:r>
+    </w:p>
+    <w:p>
+      <w:pPr>
+        <w:pStyle w:val="ListParagraph"/>
+        <w:numPr>
+          <w:ilvl w:val="0"/>
+          <w:numId w:val="1"/>
+        </w:numPr>
+        <w:spacing w:after="80" w:line="260"/>
+      </w:pPr>
+      <w:r>
+        <w:rPr>
+          <w:rFonts w:ascii="Calibri" w:cs="Calibri" w:eastAsia="Calibri" w:hAnsi="Calibri"/>
+          <w:sz w:val="21"/>
+          <w:szCs w:val="21"/>
+        </w:rPr>
+        <w:t xml:space="preserve">Si el procesamiento falla, el documento queda en Error con un mensaje descriptivo, sin afectar otros archivos en curso.</w:t>
+      </w:r>
+    </w:p>
+    <w:p>
+      <w:pPr>
+        <w:pStyle w:val="ListParagraph"/>
+        <w:numPr>
+          <w:ilvl w:val="0"/>
+          <w:numId w:val="1"/>
+        </w:numPr>
+        <w:spacing w:after="80" w:line="260"/>
+      </w:pPr>
+      <w:r>
+        <w:rPr>
+          <w:rFonts w:ascii="Calibri" w:cs="Calibri" w:eastAsia="Calibri" w:hAnsi="Calibri"/>
+          <w:sz w:val="21"/>
+          <w:szCs w:val="21"/>
+        </w:rPr>
+        <w:t xml:space="preserve">Puede cancelar el procesamiento de un archivo mientras está en curso.</w:t>
       </w:r>
     </w:p>
     <w:p>
@@ -2613,16 +2685,7 @@
           <w:sz w:val="20"/>
           <w:szCs w:val="20"/>
         </w:rPr>
-        <w:t xml:space="preserve">Requisitos RF-08 · Casos de uso CU-07</w:t>
-      </w:r>
-    </w:p>
-    <w:p>
-      <w:pPr>
-        <w:pStyle w:val="Heading1"/>
-        <w:spacing w:after="200" w:before="360"/>
-      </w:pPr>
-      <w:r>
-        <w:t xml:space="preserve">Módulo 3: Reconocimiento de Escritura (HTR)</w:t>
+        <w:t xml:space="preserve">Requisitos RF-07 · Casos de uso CU-07</w:t>
       </w:r>
     </w:p>
     <w:p>
@@ -2641,7 +2704,7 @@
           <w:sz w:val="24"/>
           <w:szCs w:val="24"/>
         </w:rPr>
-        <w:t xml:space="preserve">HU-09 — Reconocer texto en documentos fotografiados o escaneados</w:t>
+        <w:t xml:space="preserve">HU-08 — Que sus documentos sean consultables por significado</w:t>
       </w:r>
     </w:p>
     <w:p>
@@ -2695,7 +2758,7 @@
           <w:sz w:val="22"/>
           <w:szCs w:val="22"/>
         </w:rPr>
-        <w:t xml:space="preserve">que el sistema reconozca el texto de una imagen de un documento impreso o tipeado,</w:t>
+        <w:t xml:space="preserve">que el contenido de sus documentos se pueda buscar por significado, no solo por coincidencia exacta de palabras,</w:t>
       </w:r>
     </w:p>
     <w:p>
@@ -2722,7 +2785,7 @@
           <w:sz w:val="22"/>
           <w:szCs w:val="22"/>
         </w:rPr>
-        <w:t xml:space="preserve">poder consultar documentos que solo tiene como foto o escaneo.</w:t>
+        <w:t xml:space="preserve">encontrar información relevante aunque no recuerde el texto exacto.</w:t>
       </w:r>
     </w:p>
     <w:p>
@@ -2778,43 +2841,43 @@
           <w:sz w:val="21"/>
           <w:szCs w:val="21"/>
         </w:rPr>
-        <w:t xml:space="preserve">El sistema localiza las líneas de texto (docTR) y reconoce su contenido (TrOCR).</w:t>
-      </w:r>
-    </w:p>
-    <w:p>
-      <w:pPr>
-        <w:pStyle w:val="ListParagraph"/>
-        <w:numPr>
-          <w:ilvl w:val="0"/>
-          <w:numId w:val="1"/>
-        </w:numPr>
-        <w:spacing w:after="80" w:line="260"/>
-      </w:pPr>
-      <w:r>
-        <w:rPr>
-          <w:rFonts w:ascii="Calibri" w:cs="Calibri" w:eastAsia="Calibri" w:hAnsi="Calibri"/>
-          <w:sz w:val="21"/>
-          <w:szCs w:val="21"/>
-        </w:rPr>
-        <w:t xml:space="preserve">Funciona sobre texto generado por máquina: capturas de pantalla, documentos impresos fotografiados o formularios tipeados escaneados.</w:t>
-      </w:r>
-    </w:p>
-    <w:p>
-      <w:pPr>
-        <w:pStyle w:val="ListParagraph"/>
-        <w:numPr>
-          <w:ilvl w:val="0"/>
-          <w:numId w:val="1"/>
-        </w:numPr>
-        <w:spacing w:after="80" w:line="260"/>
-      </w:pPr>
-      <w:r>
-        <w:rPr>
-          <w:rFonts w:ascii="Calibri" w:cs="Calibri" w:eastAsia="Calibri" w:hAnsi="Calibri"/>
-          <w:sz w:val="21"/>
-          <w:szCs w:val="21"/>
-        </w:rPr>
-        <w:t xml:space="preserve">El texto reconocido se integra al flujo normal de vectorización, con la misma trazabilidad de fuente que un documento nativo.</w:t>
+        <w:t xml:space="preserve">El texto extraído se divide en fragmentos (chunks) que preservan contexto suficiente para ser comprensibles de forma independiente.</w:t>
+      </w:r>
+    </w:p>
+    <w:p>
+      <w:pPr>
+        <w:pStyle w:val="ListParagraph"/>
+        <w:numPr>
+          <w:ilvl w:val="0"/>
+          <w:numId w:val="1"/>
+        </w:numPr>
+        <w:spacing w:after="80" w:line="260"/>
+      </w:pPr>
+      <w:r>
+        <w:rPr>
+          <w:rFonts w:ascii="Calibri" w:cs="Calibri" w:eastAsia="Calibri" w:hAnsi="Calibri"/>
+          <w:sz w:val="21"/>
+          <w:szCs w:val="21"/>
+        </w:rPr>
+        <w:t xml:space="preserve">Cada fragmento se convierte en un embedding y se indexa en Qdrant junto con sus metadatos (tema, archivo, tipo, página).</w:t>
+      </w:r>
+    </w:p>
+    <w:p>
+      <w:pPr>
+        <w:pStyle w:val="ListParagraph"/>
+        <w:numPr>
+          <w:ilvl w:val="0"/>
+          <w:numId w:val="1"/>
+        </w:numPr>
+        <w:spacing w:after="80" w:line="260"/>
+      </w:pPr>
+      <w:r>
+        <w:rPr>
+          <w:rFonts w:ascii="Calibri" w:cs="Calibri" w:eastAsia="Calibri" w:hAnsi="Calibri"/>
+          <w:sz w:val="21"/>
+          <w:szCs w:val="21"/>
+        </w:rPr>
+        <w:t xml:space="preserve">Los embeddings quedan disponibles de inmediato para el asistente de consulta y la búsqueda semántica.</w:t>
       </w:r>
     </w:p>
     <w:p>
@@ -2842,7 +2905,16 @@
           <w:sz w:val="20"/>
           <w:szCs w:val="20"/>
         </w:rPr>
-        <w:t xml:space="preserve">Requisitos RF-09 · Casos de uso CU-08</w:t>
+        <w:t xml:space="preserve">Requisitos RF-08 · Casos de uso CU-07</w:t>
+      </w:r>
+    </w:p>
+    <w:p>
+      <w:pPr>
+        <w:pStyle w:val="Heading1"/>
+        <w:spacing w:after="200" w:before="360"/>
+      </w:pPr>
+      <w:r>
+        <w:t xml:space="preserve">Módulo 3: Reconocimiento de Escritura (HTR)</w:t>
       </w:r>
     </w:p>
     <w:p>
@@ -2861,7 +2933,7 @@
           <w:sz w:val="24"/>
           <w:szCs w:val="24"/>
         </w:rPr>
-        <w:t xml:space="preserve">HU-10 — Saber que el manuscrito a mano no es confiable en el sistema</w:t>
+        <w:t xml:space="preserve">HU-09 — Reconocer texto en documentos fotografiados o escaneados</w:t>
       </w:r>
     </w:p>
     <w:p>
@@ -2915,7 +2987,7 @@
           <w:sz w:val="22"/>
           <w:szCs w:val="22"/>
         </w:rPr>
-        <w:t xml:space="preserve">que el sistema le indique con claridad que no reconoce de forma confiable la escritura a mano,</w:t>
+        <w:t xml:space="preserve">que el sistema reconozca el texto de una imagen de un documento impreso o tipeado,</w:t>
       </w:r>
     </w:p>
     <w:p>
@@ -2942,7 +3014,7 @@
           <w:sz w:val="22"/>
           <w:szCs w:val="22"/>
         </w:rPr>
-        <w:t xml:space="preserve">no depender de esa función para documentos manuscritos en su trabajo diario.</w:t>
+        <w:t xml:space="preserve">poder consultar documentos que solo tiene como foto o escaneo.</w:t>
       </w:r>
     </w:p>
     <w:p>
@@ -2965,7 +3037,7 @@
           <w:sz w:val="21"/>
           <w:szCs w:val="21"/>
         </w:rPr>
-        <w:t xml:space="preserve">Media</w:t>
+        <w:t xml:space="preserve">Alta</w:t>
       </w:r>
     </w:p>
     <w:p>
@@ -2998,43 +3070,43 @@
           <w:sz w:val="21"/>
           <w:szCs w:val="21"/>
         </w:rPr>
-        <w:t xml:space="preserve">El sistema documenta explícitamente que el reconocimiento de manuscrito —cursivo o de imprenta— queda fuera de un nivel de confiabilidad de producción.</w:t>
-      </w:r>
-    </w:p>
-    <w:p>
-      <w:pPr>
-        <w:pStyle w:val="ListParagraph"/>
-        <w:numPr>
-          <w:ilvl w:val="0"/>
-          <w:numId w:val="1"/>
-        </w:numPr>
-        <w:spacing w:after="80" w:line="260"/>
-      </w:pPr>
-      <w:r>
-        <w:rPr>
-          <w:rFonts w:ascii="Calibri" w:cs="Calibri" w:eastAsia="Calibri" w:hAnsi="Calibri"/>
-          <w:sz w:val="21"/>
-          <w:szCs w:val="21"/>
-        </w:rPr>
-        <w:t xml:space="preserve">La limitación aplica a cualquier escritura hecha a mano, no solo a la cursiva, porque la forma de cada letra varía entre instancias sin importar el estilo.</w:t>
-      </w:r>
-    </w:p>
-    <w:p>
-      <w:pPr>
-        <w:pStyle w:val="ListParagraph"/>
-        <w:numPr>
-          <w:ilvl w:val="0"/>
-          <w:numId w:val="1"/>
-        </w:numPr>
-        <w:spacing w:after="80" w:line="260"/>
-      </w:pPr>
-      <w:r>
-        <w:rPr>
-          <w:rFonts w:ascii="Calibri" w:cs="Calibri" w:eastAsia="Calibri" w:hAnsi="Calibri"/>
-          <w:sz w:val="21"/>
-          <w:szCs w:val="21"/>
-        </w:rPr>
-        <w:t xml:space="preserve">El sistema no ofrece una funcionalidad de reconocimiento de manuscrito que dé resultados poco confiables; el único camino soportado es el de HU-09 (texto generado por máquina).</w:t>
+        <w:t xml:space="preserve">El sistema localiza las líneas de texto (docTR) y reconoce su contenido (TrOCR).</w:t>
+      </w:r>
+    </w:p>
+    <w:p>
+      <w:pPr>
+        <w:pStyle w:val="ListParagraph"/>
+        <w:numPr>
+          <w:ilvl w:val="0"/>
+          <w:numId w:val="1"/>
+        </w:numPr>
+        <w:spacing w:after="80" w:line="260"/>
+      </w:pPr>
+      <w:r>
+        <w:rPr>
+          <w:rFonts w:ascii="Calibri" w:cs="Calibri" w:eastAsia="Calibri" w:hAnsi="Calibri"/>
+          <w:sz w:val="21"/>
+          <w:szCs w:val="21"/>
+        </w:rPr>
+        <w:t xml:space="preserve">Funciona sobre texto generado por máquina: capturas de pantalla, documentos impresos fotografiados o formularios tipeados escaneados.</w:t>
+      </w:r>
+    </w:p>
+    <w:p>
+      <w:pPr>
+        <w:pStyle w:val="ListParagraph"/>
+        <w:numPr>
+          <w:ilvl w:val="0"/>
+          <w:numId w:val="1"/>
+        </w:numPr>
+        <w:spacing w:after="80" w:line="260"/>
+      </w:pPr>
+      <w:r>
+        <w:rPr>
+          <w:rFonts w:ascii="Calibri" w:cs="Calibri" w:eastAsia="Calibri" w:hAnsi="Calibri"/>
+          <w:sz w:val="21"/>
+          <w:szCs w:val="21"/>
+        </w:rPr>
+        <w:t xml:space="preserve">El texto reconocido se integra al flujo normal de vectorización, con la misma trazabilidad de fuente que un documento nativo.</w:t>
       </w:r>
     </w:p>
     <w:p>
@@ -3062,16 +3134,7 @@
           <w:sz w:val="20"/>
           <w:szCs w:val="20"/>
         </w:rPr>
-        <w:t xml:space="preserve">Requisitos RF-10 · Casos de uso CU-08</w:t>
-      </w:r>
-    </w:p>
-    <w:p>
-      <w:pPr>
-        <w:pStyle w:val="Heading1"/>
-        <w:spacing w:after="200" w:before="360"/>
-      </w:pPr>
-      <w:r>
-        <w:t xml:space="preserve">Módulo 4: Asistente de Consulta (Chat con IA)</w:t>
+        <w:t xml:space="preserve">Requisitos RF-09 · Casos de uso CU-08</w:t>
       </w:r>
     </w:p>
     <w:p>
@@ -3090,7 +3153,7 @@
           <w:sz w:val="24"/>
           <w:szCs w:val="24"/>
         </w:rPr>
-        <w:t xml:space="preserve">HU-11 — Preguntar en lenguaje natural sobre sus documentos</w:t>
+        <w:t xml:space="preserve">HU-10 — Saber que el manuscrito a mano no es confiable en el sistema</w:t>
       </w:r>
     </w:p>
     <w:p>
@@ -3144,7 +3207,7 @@
           <w:sz w:val="22"/>
           <w:szCs w:val="22"/>
         </w:rPr>
-        <w:t xml:space="preserve">hacerle preguntas al asistente en lenguaje natural, de forma general o acotada a un tema,</w:t>
+        <w:t xml:space="preserve">que el sistema le indique con claridad que no reconoce de forma confiable la escritura a mano,</w:t>
       </w:r>
     </w:p>
     <w:p>
@@ -3171,7 +3234,7 @@
           <w:sz w:val="22"/>
           <w:szCs w:val="22"/>
         </w:rPr>
-        <w:t xml:space="preserve">obtener respuestas sin tener que revisar los documentos manualmente.</w:t>
+        <w:t xml:space="preserve">no depender de esa función para documentos manuscritos en su trabajo diario.</w:t>
       </w:r>
     </w:p>
     <w:p>
@@ -3194,7 +3257,7 @@
           <w:sz w:val="21"/>
           <w:szCs w:val="21"/>
         </w:rPr>
-        <w:t xml:space="preserve">Alta</w:t>
+        <w:t xml:space="preserve">Media</w:t>
       </w:r>
     </w:p>
     <w:p>
@@ -3227,25 +3290,43 @@
           <w:sz w:val="21"/>
           <w:szCs w:val="21"/>
         </w:rPr>
-        <w:t xml:space="preserve">El alcance de la consulta es configurable: general (todos los temas a los que el usuario tiene acceso), acotado a un tema específico, o limitado a los documentos de un notebook.</w:t>
-      </w:r>
-    </w:p>
-    <w:p>
-      <w:pPr>
-        <w:pStyle w:val="ListParagraph"/>
-        <w:numPr>
-          <w:ilvl w:val="0"/>
-          <w:numId w:val="1"/>
-        </w:numPr>
-        <w:spacing w:after="80" w:line="260"/>
-      </w:pPr>
-      <w:r>
-        <w:rPr>
-          <w:rFonts w:ascii="Calibri" w:cs="Calibri" w:eastAsia="Calibri" w:hAnsi="Calibri"/>
-          <w:sz w:val="21"/>
-          <w:szCs w:val="21"/>
-        </w:rPr>
-        <w:t xml:space="preserve">La respuesta se genera de forma incremental (streaming), mostrando el texto a medida que se produce.</w:t>
+        <w:t xml:space="preserve">El sistema documenta explícitamente que el reconocimiento de manuscrito —cursivo o de imprenta— queda fuera de un nivel de confiabilidad de producción.</w:t>
+      </w:r>
+    </w:p>
+    <w:p>
+      <w:pPr>
+        <w:pStyle w:val="ListParagraph"/>
+        <w:numPr>
+          <w:ilvl w:val="0"/>
+          <w:numId w:val="1"/>
+        </w:numPr>
+        <w:spacing w:after="80" w:line="260"/>
+      </w:pPr>
+      <w:r>
+        <w:rPr>
+          <w:rFonts w:ascii="Calibri" w:cs="Calibri" w:eastAsia="Calibri" w:hAnsi="Calibri"/>
+          <w:sz w:val="21"/>
+          <w:szCs w:val="21"/>
+        </w:rPr>
+        <w:t xml:space="preserve">La limitación aplica a cualquier escritura hecha a mano, no solo a la cursiva, porque la forma de cada letra varía entre instancias sin importar el estilo.</w:t>
+      </w:r>
+    </w:p>
+    <w:p>
+      <w:pPr>
+        <w:pStyle w:val="ListParagraph"/>
+        <w:numPr>
+          <w:ilvl w:val="0"/>
+          <w:numId w:val="1"/>
+        </w:numPr>
+        <w:spacing w:after="80" w:line="260"/>
+      </w:pPr>
+      <w:r>
+        <w:rPr>
+          <w:rFonts w:ascii="Calibri" w:cs="Calibri" w:eastAsia="Calibri" w:hAnsi="Calibri"/>
+          <w:sz w:val="21"/>
+          <w:szCs w:val="21"/>
+        </w:rPr>
+        <w:t xml:space="preserve">El sistema no ofrece una funcionalidad de reconocimiento de manuscrito que dé resultados poco confiables; el único camino soportado es el de HU-09 (texto generado por máquina).</w:t>
       </w:r>
     </w:p>
     <w:p>
@@ -3273,7 +3354,16 @@
           <w:sz w:val="20"/>
           <w:szCs w:val="20"/>
         </w:rPr>
-        <w:t xml:space="preserve">Requisitos RF-11 · Casos de uso CU-09</w:t>
+        <w:t xml:space="preserve">Requisitos RF-10 · Casos de uso CU-08</w:t>
+      </w:r>
+    </w:p>
+    <w:p>
+      <w:pPr>
+        <w:pStyle w:val="Heading1"/>
+        <w:spacing w:after="200" w:before="360"/>
+      </w:pPr>
+      <w:r>
+        <w:t xml:space="preserve">Módulo 4: Asistente de Consulta (Chat con IA)</w:t>
       </w:r>
     </w:p>
     <w:p>
@@ -3292,7 +3382,7 @@
           <w:sz w:val="24"/>
           <w:szCs w:val="24"/>
         </w:rPr>
-        <w:t xml:space="preserve">HU-12 — Confiar en que las respuestas citen su fuente real</w:t>
+        <w:t xml:space="preserve">HU-11 — Preguntar en lenguaje natural sobre sus documentos</w:t>
       </w:r>
     </w:p>
     <w:p>
@@ -3346,7 +3436,7 @@
           <w:sz w:val="22"/>
           <w:szCs w:val="22"/>
         </w:rPr>
-        <w:t xml:space="preserve">que cada respuesta del asistente cite el documento del que proviene la información,</w:t>
+        <w:t xml:space="preserve">hacerle preguntas al asistente en lenguaje natural, de forma general o acotada a un tema,</w:t>
       </w:r>
     </w:p>
     <w:p>
@@ -3373,7 +3463,7 @@
           <w:sz w:val="22"/>
           <w:szCs w:val="22"/>
         </w:rPr>
-        <w:t xml:space="preserve">poder verificarla y confiar en que el asistente no inventó nada.</w:t>
+        <w:t xml:space="preserve">obtener respuestas sin tener que revisar los documentos manualmente.</w:t>
       </w:r>
     </w:p>
     <w:p>
@@ -3429,43 +3519,25 @@
           <w:sz w:val="21"/>
           <w:szCs w:val="21"/>
         </w:rPr>
-        <w:t xml:space="preserve">Toda respuesta se basa únicamente en los fragmentos recuperados para esa consulta y cita el documento de origen de cada afirmación relevante.</w:t>
-      </w:r>
-    </w:p>
-    <w:p>
-      <w:pPr>
-        <w:pStyle w:val="ListParagraph"/>
-        <w:numPr>
-          <w:ilvl w:val="0"/>
-          <w:numId w:val="1"/>
-        </w:numPr>
-        <w:spacing w:after="80" w:line="260"/>
-      </w:pPr>
-      <w:r>
-        <w:rPr>
-          <w:rFonts w:ascii="Calibri" w:cs="Calibri" w:eastAsia="Calibri" w:hAnsi="Calibri"/>
-          <w:sz w:val="21"/>
-          <w:szCs w:val="21"/>
-        </w:rPr>
-        <w:t xml:space="preserve">Si no hay información suficiente en el contexto recuperado, el sistema lo indica explícitamente en vez de inventar una respuesta.</w:t>
-      </w:r>
-    </w:p>
-    <w:p>
-      <w:pPr>
-        <w:pStyle w:val="ListParagraph"/>
-        <w:numPr>
-          <w:ilvl w:val="0"/>
-          <w:numId w:val="1"/>
-        </w:numPr>
-        <w:spacing w:after="80" w:line="260"/>
-      </w:pPr>
-      <w:r>
-        <w:rPr>
-          <w:rFonts w:ascii="Calibri" w:cs="Calibri" w:eastAsia="Calibri" w:hAnsi="Calibri"/>
-          <w:sz w:val="21"/>
-          <w:szCs w:val="21"/>
-        </w:rPr>
-        <w:t xml:space="preserve">Ante una referencia ambigua a un documento (ej. "el archivo que subí", con varios posibles), el sistema pide una aclaración en vez de asumir cuál es.</w:t>
+        <w:t xml:space="preserve">El alcance de la consulta es configurable: general (todos los temas a los que el usuario tiene acceso), acotado a un tema específico, o limitado a los documentos de un notebook.</w:t>
+      </w:r>
+    </w:p>
+    <w:p>
+      <w:pPr>
+        <w:pStyle w:val="ListParagraph"/>
+        <w:numPr>
+          <w:ilvl w:val="0"/>
+          <w:numId w:val="1"/>
+        </w:numPr>
+        <w:spacing w:after="80" w:line="260"/>
+      </w:pPr>
+      <w:r>
+        <w:rPr>
+          <w:rFonts w:ascii="Calibri" w:cs="Calibri" w:eastAsia="Calibri" w:hAnsi="Calibri"/>
+          <w:sz w:val="21"/>
+          <w:szCs w:val="21"/>
+        </w:rPr>
+        <w:t xml:space="preserve">La respuesta se genera de forma incremental (streaming), mostrando el texto a medida que se produce.</w:t>
       </w:r>
     </w:p>
     <w:p>
@@ -3493,7 +3565,7 @@
           <w:sz w:val="20"/>
           <w:szCs w:val="20"/>
         </w:rPr>
-        <w:t xml:space="preserve">Requisitos RF-12 · Casos de uso CU-09</w:t>
+        <w:t xml:space="preserve">Requisitos RF-11 · Casos de uso CU-09</w:t>
       </w:r>
     </w:p>
     <w:p>
@@ -3512,7 +3584,7 @@
           <w:sz w:val="24"/>
           <w:szCs w:val="24"/>
         </w:rPr>
-        <w:t xml:space="preserve">HU-13 — Obtener resultados acotados al tema exacto mencionado</w:t>
+        <w:t xml:space="preserve">HU-12 — Confiar en que las respuestas citen su fuente real</w:t>
       </w:r>
     </w:p>
     <w:p>
@@ -3566,7 +3638,7 @@
           <w:sz w:val="22"/>
           <w:szCs w:val="22"/>
         </w:rPr>
-        <w:t xml:space="preserve">que si menciona un identificador de tema exacto en su pregunta, la búsqueda se limite a ese tema,</w:t>
+        <w:t xml:space="preserve">que cada respuesta del asistente cite el documento del que proviene la información,</w:t>
       </w:r>
     </w:p>
     <w:p>
@@ -3593,7 +3665,7 @@
           <w:sz w:val="22"/>
           <w:szCs w:val="22"/>
         </w:rPr>
-        <w:t xml:space="preserve">obtener respuestas más precisas en vez de resultados de toda la base.</w:t>
+        <w:t xml:space="preserve">poder verificarla y confiar en que el asistente no inventó nada.</w:t>
       </w:r>
     </w:p>
     <w:p>
@@ -3649,25 +3721,43 @@
           <w:sz w:val="21"/>
           <w:szCs w:val="21"/>
         </w:rPr>
-        <w:t xml:space="preserve">Si la pregunta menciona de forma exacta el identificador de un tema, el sistema combina un filtro exacto por ese tema con la búsqueda semántica.</w:t>
-      </w:r>
-    </w:p>
-    <w:p>
-      <w:pPr>
-        <w:pStyle w:val="ListParagraph"/>
-        <w:numPr>
-          <w:ilvl w:val="0"/>
-          <w:numId w:val="1"/>
-        </w:numPr>
-        <w:spacing w:after="80" w:line="260"/>
-      </w:pPr>
-      <w:r>
-        <w:rPr>
-          <w:rFonts w:ascii="Calibri" w:cs="Calibri" w:eastAsia="Calibri" w:hAnsi="Calibri"/>
-          <w:sz w:val="21"/>
-          <w:szCs w:val="21"/>
-        </w:rPr>
-        <w:t xml:space="preserve">Si el tema detectado no tiene documentos asociados o el filtro exacto no da resultados, el sistema reintenta sin el filtro en vez de devolver una respuesta vacía.</w:t>
+        <w:t xml:space="preserve">Toda respuesta se basa únicamente en los fragmentos recuperados para esa consulta y cita el documento de origen de cada afirmación relevante.</w:t>
+      </w:r>
+    </w:p>
+    <w:p>
+      <w:pPr>
+        <w:pStyle w:val="ListParagraph"/>
+        <w:numPr>
+          <w:ilvl w:val="0"/>
+          <w:numId w:val="1"/>
+        </w:numPr>
+        <w:spacing w:after="80" w:line="260"/>
+      </w:pPr>
+      <w:r>
+        <w:rPr>
+          <w:rFonts w:ascii="Calibri" w:cs="Calibri" w:eastAsia="Calibri" w:hAnsi="Calibri"/>
+          <w:sz w:val="21"/>
+          <w:szCs w:val="21"/>
+        </w:rPr>
+        <w:t xml:space="preserve">Si no hay información suficiente en el contexto recuperado, el sistema lo indica explícitamente en vez de inventar una respuesta.</w:t>
+      </w:r>
+    </w:p>
+    <w:p>
+      <w:pPr>
+        <w:pStyle w:val="ListParagraph"/>
+        <w:numPr>
+          <w:ilvl w:val="0"/>
+          <w:numId w:val="1"/>
+        </w:numPr>
+        <w:spacing w:after="80" w:line="260"/>
+      </w:pPr>
+      <w:r>
+        <w:rPr>
+          <w:rFonts w:ascii="Calibri" w:cs="Calibri" w:eastAsia="Calibri" w:hAnsi="Calibri"/>
+          <w:sz w:val="21"/>
+          <w:szCs w:val="21"/>
+        </w:rPr>
+        <w:t xml:space="preserve">Ante una referencia ambigua a un documento (ej. "el archivo que subí", con varios posibles), el sistema pide una aclaración en vez de asumir cuál es.</w:t>
       </w:r>
     </w:p>
     <w:p>
@@ -3695,7 +3785,7 @@
           <w:sz w:val="20"/>
           <w:szCs w:val="20"/>
         </w:rPr>
-        <w:t xml:space="preserve">Requisitos RF-13 · Casos de uso CU-09</w:t>
+        <w:t xml:space="preserve">Requisitos RF-12 · Casos de uso CU-09</w:t>
       </w:r>
     </w:p>
     <w:p>
@@ -3714,7 +3804,7 @@
           <w:sz w:val="24"/>
           <w:szCs w:val="24"/>
         </w:rPr>
-        <w:t xml:space="preserve">HU-14 — Retomar una conversación sin perder el historial</w:t>
+        <w:t xml:space="preserve">HU-13 — Obtener resultados acotados al tema exacto mencionado</w:t>
       </w:r>
     </w:p>
     <w:p>
@@ -3768,7 +3858,7 @@
           <w:sz w:val="22"/>
           <w:szCs w:val="22"/>
         </w:rPr>
-        <w:t xml:space="preserve">que su conversación se conserve al volver a un tema o recargar la página,</w:t>
+        <w:t xml:space="preserve">que si menciona un identificador de tema exacto en su pregunta, la búsqueda se limite a ese tema,</w:t>
       </w:r>
     </w:p>
     <w:p>
@@ -3795,7 +3885,7 @@
           <w:sz w:val="22"/>
           <w:szCs w:val="22"/>
         </w:rPr>
-        <w:t xml:space="preserve">no tener que repetir preguntas ni perder el contexto de lo ya consultado.</w:t>
+        <w:t xml:space="preserve">obtener respuestas más precisas en vez de resultados de toda la base.</w:t>
       </w:r>
     </w:p>
     <w:p>
@@ -3818,7 +3908,7 @@
           <w:sz w:val="21"/>
           <w:szCs w:val="21"/>
         </w:rPr>
-        <w:t xml:space="preserve">Media</w:t>
+        <w:t xml:space="preserve">Alta</w:t>
       </w:r>
     </w:p>
     <w:p>
@@ -3851,43 +3941,25 @@
           <w:sz w:val="21"/>
           <w:szCs w:val="21"/>
         </w:rPr>
-        <w:t xml:space="preserve">El historial completo de mensajes se restaura al volver a un tema previamente consultado, dentro de la misma sesión del navegador.</w:t>
-      </w:r>
-    </w:p>
-    <w:p>
-      <w:pPr>
-        <w:pStyle w:val="ListParagraph"/>
-        <w:numPr>
-          <w:ilvl w:val="0"/>
-          <w:numId w:val="1"/>
-        </w:numPr>
-        <w:spacing w:after="80" w:line="260"/>
-      </w:pPr>
-      <w:r>
-        <w:rPr>
-          <w:rFonts w:ascii="Calibri" w:cs="Calibri" w:eastAsia="Calibri" w:hAnsi="Calibri"/>
-          <w:sz w:val="21"/>
-          <w:szCs w:val="21"/>
-        </w:rPr>
-        <w:t xml:space="preserve">Cada tema mantiene su propio historial independiente; cambiar de tema no mezcla conversaciones.</w:t>
-      </w:r>
-    </w:p>
-    <w:p>
-      <w:pPr>
-        <w:pStyle w:val="ListParagraph"/>
-        <w:numPr>
-          <w:ilvl w:val="0"/>
-          <w:numId w:val="1"/>
-        </w:numPr>
-        <w:spacing w:after="80" w:line="260"/>
-      </w:pPr>
-      <w:r>
-        <w:rPr>
-          <w:rFonts w:ascii="Calibri" w:cs="Calibri" w:eastAsia="Calibri" w:hAnsi="Calibri"/>
-          <w:sz w:val="21"/>
-          <w:szCs w:val="21"/>
-        </w:rPr>
-        <w:t xml:space="preserve">Puede abrir el historial de conversaciones guardadas para retomar cualquiera de ellas, iniciar una nueva o eliminar una, con confirmación previa.</w:t>
+        <w:t xml:space="preserve">Si la pregunta menciona de forma exacta el identificador de un tema, el sistema combina un filtro exacto por ese tema con la búsqueda semántica.</w:t>
+      </w:r>
+    </w:p>
+    <w:p>
+      <w:pPr>
+        <w:pStyle w:val="ListParagraph"/>
+        <w:numPr>
+          <w:ilvl w:val="0"/>
+          <w:numId w:val="1"/>
+        </w:numPr>
+        <w:spacing w:after="80" w:line="260"/>
+      </w:pPr>
+      <w:r>
+        <w:rPr>
+          <w:rFonts w:ascii="Calibri" w:cs="Calibri" w:eastAsia="Calibri" w:hAnsi="Calibri"/>
+          <w:sz w:val="21"/>
+          <w:szCs w:val="21"/>
+        </w:rPr>
+        <w:t xml:space="preserve">Si el tema detectado no tiene documentos asociados o el filtro exacto no da resultados, el sistema reintenta sin el filtro en vez de devolver una respuesta vacía.</w:t>
       </w:r>
     </w:p>
     <w:p>
@@ -3915,7 +3987,7 @@
           <w:sz w:val="20"/>
           <w:szCs w:val="20"/>
         </w:rPr>
-        <w:t xml:space="preserve">Requisitos RF-14 · Casos de uso CU-09</w:t>
+        <w:t xml:space="preserve">Requisitos RF-13 · Casos de uso CU-09</w:t>
       </w:r>
     </w:p>
     <w:p>
@@ -3934,7 +4006,7 @@
           <w:sz w:val="24"/>
           <w:szCs w:val="24"/>
         </w:rPr>
-        <w:t xml:space="preserve">HU-15 — Copiar o reintentar una respuesta</w:t>
+        <w:t xml:space="preserve">HU-14 — Retomar una conversación sin perder el historial</w:t>
       </w:r>
     </w:p>
     <w:p>
@@ -3988,7 +4060,7 @@
           <w:sz w:val="22"/>
           <w:szCs w:val="22"/>
         </w:rPr>
-        <w:t xml:space="preserve">poder copiar el texto de una respuesta o volver a intentar la misma pregunta,</w:t>
+        <w:t xml:space="preserve">que su conversación se conserve al volver a un tema o recargar la página,</w:t>
       </w:r>
     </w:p>
     <w:p>
@@ -4015,7 +4087,7 @@
           <w:sz w:val="22"/>
           <w:szCs w:val="22"/>
         </w:rPr>
-        <w:t xml:space="preserve">reutilizar la respuesta en otro documento, o buscar una mejor respuesta sin reescribir la pregunta.</w:t>
+        <w:t xml:space="preserve">no tener que repetir preguntas ni perder el contexto de lo ya consultado.</w:t>
       </w:r>
     </w:p>
     <w:p>
@@ -4038,7 +4110,7 @@
           <w:sz w:val="21"/>
           <w:szCs w:val="21"/>
         </w:rPr>
-        <w:t xml:space="preserve">Baja</w:t>
+        <w:t xml:space="preserve">Media</w:t>
       </w:r>
     </w:p>
     <w:p>
@@ -4071,43 +4143,43 @@
           <w:sz w:val="21"/>
           <w:szCs w:val="21"/>
         </w:rPr>
-        <w:t xml:space="preserve">El botón de copiar transfiere el texto en formato plano al portapapeles.</w:t>
-      </w:r>
-    </w:p>
-    <w:p>
-      <w:pPr>
-        <w:pStyle w:val="ListParagraph"/>
-        <w:numPr>
-          <w:ilvl w:val="0"/>
-          <w:numId w:val="1"/>
-        </w:numPr>
-        <w:spacing w:after="80" w:line="260"/>
-      </w:pPr>
-      <w:r>
-        <w:rPr>
-          <w:rFonts w:ascii="Calibri" w:cs="Calibri" w:eastAsia="Calibri" w:hAnsi="Calibri"/>
-          <w:sz w:val="21"/>
-          <w:szCs w:val="21"/>
-        </w:rPr>
-        <w:t xml:space="preserve">El botón de reintentar genera una nueva consulta con la misma pregunta original, sin que el usuario deba reescribirla.</w:t>
-      </w:r>
-    </w:p>
-    <w:p>
-      <w:pPr>
-        <w:pStyle w:val="ListParagraph"/>
-        <w:numPr>
-          <w:ilvl w:val="0"/>
-          <w:numId w:val="1"/>
-        </w:numPr>
-        <w:spacing w:after="80" w:line="260"/>
-      </w:pPr>
-      <w:r>
-        <w:rPr>
-          <w:rFonts w:ascii="Calibri" w:cs="Calibri" w:eastAsia="Calibri" w:hAnsi="Calibri"/>
-          <w:sz w:val="21"/>
-          <w:szCs w:val="21"/>
-        </w:rPr>
-        <w:t xml:space="preserve">Ambas acciones están disponibles en el Asistente Virtual y en el chat de cada notebook.</w:t>
+        <w:t xml:space="preserve">El historial completo de mensajes se restaura al volver a un tema previamente consultado, dentro de la misma sesión del navegador.</w:t>
+      </w:r>
+    </w:p>
+    <w:p>
+      <w:pPr>
+        <w:pStyle w:val="ListParagraph"/>
+        <w:numPr>
+          <w:ilvl w:val="0"/>
+          <w:numId w:val="1"/>
+        </w:numPr>
+        <w:spacing w:after="80" w:line="260"/>
+      </w:pPr>
+      <w:r>
+        <w:rPr>
+          <w:rFonts w:ascii="Calibri" w:cs="Calibri" w:eastAsia="Calibri" w:hAnsi="Calibri"/>
+          <w:sz w:val="21"/>
+          <w:szCs w:val="21"/>
+        </w:rPr>
+        <w:t xml:space="preserve">Cada tema mantiene su propio historial independiente; cambiar de tema no mezcla conversaciones.</w:t>
+      </w:r>
+    </w:p>
+    <w:p>
+      <w:pPr>
+        <w:pStyle w:val="ListParagraph"/>
+        <w:numPr>
+          <w:ilvl w:val="0"/>
+          <w:numId w:val="1"/>
+        </w:numPr>
+        <w:spacing w:after="80" w:line="260"/>
+      </w:pPr>
+      <w:r>
+        <w:rPr>
+          <w:rFonts w:ascii="Calibri" w:cs="Calibri" w:eastAsia="Calibri" w:hAnsi="Calibri"/>
+          <w:sz w:val="21"/>
+          <w:szCs w:val="21"/>
+        </w:rPr>
+        <w:t xml:space="preserve">Puede abrir el historial de conversaciones guardadas para retomar cualquiera de ellas, iniciar una nueva o eliminar una, con confirmación previa.</w:t>
       </w:r>
     </w:p>
     <w:p>
@@ -4135,7 +4207,7 @@
           <w:sz w:val="20"/>
           <w:szCs w:val="20"/>
         </w:rPr>
-        <w:t xml:space="preserve">Requisitos RF-15 · Casos de uso CU-10</w:t>
+        <w:t xml:space="preserve">Requisitos RF-14 · Casos de uso CU-09</w:t>
       </w:r>
     </w:p>
     <w:p>
@@ -4154,7 +4226,7 @@
           <w:sz w:val="24"/>
           <w:szCs w:val="24"/>
         </w:rPr>
-        <w:t xml:space="preserve">HU-16 — Que el chat no quede trabado si se corta la conexión</w:t>
+        <w:t xml:space="preserve">HU-15 — Copiar o reintentar una respuesta</w:t>
       </w:r>
     </w:p>
     <w:p>
@@ -4208,7 +4280,7 @@
           <w:sz w:val="22"/>
           <w:szCs w:val="22"/>
         </w:rPr>
-        <w:t xml:space="preserve">que el sistema se recupere solo si la conexión se corta a mitad de una respuesta,</w:t>
+        <w:t xml:space="preserve">poder copiar el texto de una respuesta o volver a intentar la misma pregunta,</w:t>
       </w:r>
     </w:p>
     <w:p>
@@ -4235,7 +4307,7 @@
           <w:sz w:val="22"/>
           <w:szCs w:val="22"/>
         </w:rPr>
-        <w:t xml:space="preserve">no quedar con el botón de enviar bloqueado hasta recargar la página manualmente.</w:t>
+        <w:t xml:space="preserve">reutilizar la respuesta en otro documento, o buscar una mejor respuesta sin reescribir la pregunta.</w:t>
       </w:r>
     </w:p>
     <w:p>
@@ -4258,7 +4330,7 @@
           <w:sz w:val="21"/>
           <w:szCs w:val="21"/>
         </w:rPr>
-        <w:t xml:space="preserve">Media</w:t>
+        <w:t xml:space="preserve">Baja</w:t>
       </w:r>
     </w:p>
     <w:p>
@@ -4291,25 +4363,43 @@
           <w:sz w:val="21"/>
           <w:szCs w:val="21"/>
         </w:rPr>
-        <w:t xml:space="preserve">Si la conexión se corta de forma abrupta durante una respuesta en streaming, el sistema detecta la inactividad tras 30 segundos sin recibir datos y libera el control de envío automáticamente.</w:t>
-      </w:r>
-    </w:p>
-    <w:p>
-      <w:pPr>
-        <w:pStyle w:val="ListParagraph"/>
-        <w:numPr>
-          <w:ilvl w:val="0"/>
-          <w:numId w:val="1"/>
-        </w:numPr>
-        <w:spacing w:after="80" w:line="260"/>
-      </w:pPr>
-      <w:r>
-        <w:rPr>
-          <w:rFonts w:ascii="Calibri" w:cs="Calibri" w:eastAsia="Calibri" w:hAnsi="Calibri"/>
-          <w:sz w:val="21"/>
-          <w:szCs w:val="21"/>
-        </w:rPr>
-        <w:t xml:space="preserve">La respuesta interrumpida queda marcada con un aviso visible de que se perdió la conexión.</w:t>
+        <w:t xml:space="preserve">El botón de copiar transfiere el texto en formato plano al portapapeles.</w:t>
+      </w:r>
+    </w:p>
+    <w:p>
+      <w:pPr>
+        <w:pStyle w:val="ListParagraph"/>
+        <w:numPr>
+          <w:ilvl w:val="0"/>
+          <w:numId w:val="1"/>
+        </w:numPr>
+        <w:spacing w:after="80" w:line="260"/>
+      </w:pPr>
+      <w:r>
+        <w:rPr>
+          <w:rFonts w:ascii="Calibri" w:cs="Calibri" w:eastAsia="Calibri" w:hAnsi="Calibri"/>
+          <w:sz w:val="21"/>
+          <w:szCs w:val="21"/>
+        </w:rPr>
+        <w:t xml:space="preserve">El botón de reintentar genera una nueva consulta con la misma pregunta original, sin que el usuario deba reescribirla.</w:t>
+      </w:r>
+    </w:p>
+    <w:p>
+      <w:pPr>
+        <w:pStyle w:val="ListParagraph"/>
+        <w:numPr>
+          <w:ilvl w:val="0"/>
+          <w:numId w:val="1"/>
+        </w:numPr>
+        <w:spacing w:after="80" w:line="260"/>
+      </w:pPr>
+      <w:r>
+        <w:rPr>
+          <w:rFonts w:ascii="Calibri" w:cs="Calibri" w:eastAsia="Calibri" w:hAnsi="Calibri"/>
+          <w:sz w:val="21"/>
+          <w:szCs w:val="21"/>
+        </w:rPr>
+        <w:t xml:space="preserve">Ambas acciones están disponibles en el Asistente Virtual y en el chat de cada notebook.</w:t>
       </w:r>
     </w:p>
     <w:p>
@@ -4337,16 +4427,7 @@
           <w:sz w:val="20"/>
           <w:szCs w:val="20"/>
         </w:rPr>
-        <w:t xml:space="preserve">Requisitos RF-16 · Casos de uso CU-09</w:t>
-      </w:r>
-    </w:p>
-    <w:p>
-      <w:pPr>
-        <w:pStyle w:val="Heading1"/>
-        <w:spacing w:after="200" w:before="360"/>
-      </w:pPr>
-      <w:r>
-        <w:t xml:space="preserve">Módulo 5: NotebookServIA</w:t>
+        <w:t xml:space="preserve">Requisitos RF-15 · Casos de uso CU-10</w:t>
       </w:r>
     </w:p>
     <w:p>
@@ -4365,7 +4446,7 @@
           <w:sz w:val="24"/>
           <w:szCs w:val="24"/>
         </w:rPr>
-        <w:t xml:space="preserve">HU-17 — Crear una colección de documentos propia</w:t>
+        <w:t xml:space="preserve">HU-16 — Que el chat no quede trabado si se corta la conexión</w:t>
       </w:r>
     </w:p>
     <w:p>
@@ -4419,7 +4500,7 @@
           <w:sz w:val="22"/>
           <w:szCs w:val="22"/>
         </w:rPr>
-        <w:t xml:space="preserve">crear un notebook propio y nombrarlo,</w:t>
+        <w:t xml:space="preserve">que el sistema se recupere solo si la conexión se corta a mitad de una respuesta,</w:t>
       </w:r>
     </w:p>
     <w:p>
@@ -4446,7 +4527,7 @@
           <w:sz w:val="22"/>
           <w:szCs w:val="22"/>
         </w:rPr>
-        <w:t xml:space="preserve">organizar y consultar sus propios documentos en un espacio de trabajo independiente.</w:t>
+        <w:t xml:space="preserve">no quedar con el botón de enviar bloqueado hasta recargar la página manualmente.</w:t>
       </w:r>
     </w:p>
     <w:p>
@@ -4469,7 +4550,7 @@
           <w:sz w:val="21"/>
           <w:szCs w:val="21"/>
         </w:rPr>
-        <w:t xml:space="preserve">Alta</w:t>
+        <w:t xml:space="preserve">Media</w:t>
       </w:r>
     </w:p>
     <w:p>
@@ -4502,43 +4583,25 @@
           <w:sz w:val="21"/>
           <w:szCs w:val="21"/>
         </w:rPr>
-        <w:t xml:space="preserve">Cualquier Usuario Gubernamental puede crear un notebook y asignarle un nombre descriptivo.</w:t>
-      </w:r>
-    </w:p>
-    <w:p>
-      <w:pPr>
-        <w:pStyle w:val="ListParagraph"/>
-        <w:numPr>
-          <w:ilvl w:val="0"/>
-          <w:numId w:val="1"/>
-        </w:numPr>
-        <w:spacing w:after="80" w:line="260"/>
-      </w:pPr>
-      <w:r>
-        <w:rPr>
-          <w:rFonts w:ascii="Calibri" w:cs="Calibri" w:eastAsia="Calibri" w:hAnsi="Calibri"/>
-          <w:sz w:val="21"/>
-          <w:szCs w:val="21"/>
-        </w:rPr>
-        <w:t xml:space="preserve">El notebook queda disponible de inmediato en la lista de notebooks del usuario.</w:t>
-      </w:r>
-    </w:p>
-    <w:p>
-      <w:pPr>
-        <w:pStyle w:val="ListParagraph"/>
-        <w:numPr>
-          <w:ilvl w:val="0"/>
-          <w:numId w:val="1"/>
-        </w:numPr>
-        <w:spacing w:after="80" w:line="260"/>
-      </w:pPr>
-      <w:r>
-        <w:rPr>
-          <w:rFonts w:ascii="Calibri" w:cs="Calibri" w:eastAsia="Calibri" w:hAnsi="Calibri"/>
-          <w:sz w:val="21"/>
-          <w:szCs w:val="21"/>
-        </w:rPr>
-        <w:t xml:space="preserve">Un usuario puede tener varios notebooks activos al mismo tiempo; cada uno conserva sus propios documentos y su propia conversación.</w:t>
+        <w:t xml:space="preserve">Si la conexión se corta de forma abrupta durante una respuesta en streaming, el sistema detecta la inactividad tras 30 segundos sin recibir datos y libera el control de envío automáticamente.</w:t>
+      </w:r>
+    </w:p>
+    <w:p>
+      <w:pPr>
+        <w:pStyle w:val="ListParagraph"/>
+        <w:numPr>
+          <w:ilvl w:val="0"/>
+          <w:numId w:val="1"/>
+        </w:numPr>
+        <w:spacing w:after="80" w:line="260"/>
+      </w:pPr>
+      <w:r>
+        <w:rPr>
+          <w:rFonts w:ascii="Calibri" w:cs="Calibri" w:eastAsia="Calibri" w:hAnsi="Calibri"/>
+          <w:sz w:val="21"/>
+          <w:szCs w:val="21"/>
+        </w:rPr>
+        <w:t xml:space="preserve">La respuesta interrumpida queda marcada con un aviso visible de que se perdió la conexión.</w:t>
       </w:r>
     </w:p>
     <w:p>
@@ -4566,7 +4629,16 @@
           <w:sz w:val="20"/>
           <w:szCs w:val="20"/>
         </w:rPr>
-        <w:t xml:space="preserve">Requisitos RF-17 · Casos de uso CU-11</w:t>
+        <w:t xml:space="preserve">Requisitos RF-16 · Casos de uso CU-09</w:t>
+      </w:r>
+    </w:p>
+    <w:p>
+      <w:pPr>
+        <w:pStyle w:val="Heading1"/>
+        <w:spacing w:after="200" w:before="360"/>
+      </w:pPr>
+      <w:r>
+        <w:t xml:space="preserve">Módulo 5: NotebookServIA</w:t>
       </w:r>
     </w:p>
     <w:p>
@@ -4585,7 +4657,7 @@
           <w:sz w:val="24"/>
           <w:szCs w:val="24"/>
         </w:rPr>
-        <w:t xml:space="preserve">HU-18 — Ver el documento original antes de confiar en la respuesta</w:t>
+        <w:t xml:space="preserve">HU-17 — Crear una colección de documentos propia</w:t>
       </w:r>
     </w:p>
     <w:p>
@@ -4639,7 +4711,7 @@
           <w:sz w:val="22"/>
           <w:szCs w:val="22"/>
         </w:rPr>
-        <w:t xml:space="preserve">hacer clic en un documento de su notebook y ver su contenido original,</w:t>
+        <w:t xml:space="preserve">crear un notebook propio y nombrarlo,</w:t>
       </w:r>
     </w:p>
     <w:p>
@@ -4666,7 +4738,7 @@
           <w:sz w:val="22"/>
           <w:szCs w:val="22"/>
         </w:rPr>
-        <w:t xml:space="preserve">verificar visualmente que la respuesta del asistente coincide con el documento real.</w:t>
+        <w:t xml:space="preserve">organizar y consultar sus propios documentos en un espacio de trabajo independiente.</w:t>
       </w:r>
     </w:p>
     <w:p>
@@ -4689,7 +4761,7 @@
           <w:sz w:val="21"/>
           <w:szCs w:val="21"/>
         </w:rPr>
-        <w:t xml:space="preserve">Media</w:t>
+        <w:t xml:space="preserve">Alta</w:t>
       </w:r>
     </w:p>
     <w:p>
@@ -4722,43 +4794,43 @@
           <w:sz w:val="21"/>
           <w:szCs w:val="21"/>
         </w:rPr>
-        <w:t xml:space="preserve">El archivo original (imagen o PDF) se muestra en una ventana de previsualización dentro de la misma interfaz.</w:t>
-      </w:r>
-    </w:p>
-    <w:p>
-      <w:pPr>
-        <w:pStyle w:val="ListParagraph"/>
-        <w:numPr>
-          <w:ilvl w:val="0"/>
-          <w:numId w:val="1"/>
-        </w:numPr>
-        <w:spacing w:after="80" w:line="260"/>
-      </w:pPr>
-      <w:r>
-        <w:rPr>
-          <w:rFonts w:ascii="Calibri" w:cs="Calibri" w:eastAsia="Calibri" w:hAnsi="Calibri"/>
-          <w:sz w:val="21"/>
-          <w:szCs w:val="21"/>
-        </w:rPr>
-        <w:t xml:space="preserve">La previsualización no fuerza una descarga al equipo del usuario.</w:t>
-      </w:r>
-    </w:p>
-    <w:p>
-      <w:pPr>
-        <w:pStyle w:val="ListParagraph"/>
-        <w:numPr>
-          <w:ilvl w:val="0"/>
-          <w:numId w:val="1"/>
-        </w:numPr>
-        <w:spacing w:after="80" w:line="260"/>
-      </w:pPr>
-      <w:r>
-        <w:rPr>
-          <w:rFonts w:ascii="Calibri" w:cs="Calibri" w:eastAsia="Calibri" w:hAnsi="Calibri"/>
-          <w:sz w:val="21"/>
-          <w:szCs w:val="21"/>
-        </w:rPr>
-        <w:t xml:space="preserve">Si el tipo de archivo no tiene vista previa, el sistema lo indica.</w:t>
+        <w:t xml:space="preserve">Cualquier Usuario Gubernamental puede crear un notebook y asignarle un nombre descriptivo.</w:t>
+      </w:r>
+    </w:p>
+    <w:p>
+      <w:pPr>
+        <w:pStyle w:val="ListParagraph"/>
+        <w:numPr>
+          <w:ilvl w:val="0"/>
+          <w:numId w:val="1"/>
+        </w:numPr>
+        <w:spacing w:after="80" w:line="260"/>
+      </w:pPr>
+      <w:r>
+        <w:rPr>
+          <w:rFonts w:ascii="Calibri" w:cs="Calibri" w:eastAsia="Calibri" w:hAnsi="Calibri"/>
+          <w:sz w:val="21"/>
+          <w:szCs w:val="21"/>
+        </w:rPr>
+        <w:t xml:space="preserve">El notebook queda disponible de inmediato en la lista de notebooks del usuario.</w:t>
+      </w:r>
+    </w:p>
+    <w:p>
+      <w:pPr>
+        <w:pStyle w:val="ListParagraph"/>
+        <w:numPr>
+          <w:ilvl w:val="0"/>
+          <w:numId w:val="1"/>
+        </w:numPr>
+        <w:spacing w:after="80" w:line="260"/>
+      </w:pPr>
+      <w:r>
+        <w:rPr>
+          <w:rFonts w:ascii="Calibri" w:cs="Calibri" w:eastAsia="Calibri" w:hAnsi="Calibri"/>
+          <w:sz w:val="21"/>
+          <w:szCs w:val="21"/>
+        </w:rPr>
+        <w:t xml:space="preserve">Un usuario puede tener varios notebooks activos al mismo tiempo; cada uno conserva sus propios documentos y su propia conversación.</w:t>
       </w:r>
     </w:p>
     <w:p>
@@ -4786,7 +4858,7 @@
           <w:sz w:val="20"/>
           <w:szCs w:val="20"/>
         </w:rPr>
-        <w:t xml:space="preserve">Requisitos RF-18 · Casos de uso CU-12</w:t>
+        <w:t xml:space="preserve">Requisitos RF-17 · Casos de uso CU-11</w:t>
       </w:r>
     </w:p>
     <w:p>
@@ -4805,7 +4877,7 @@
           <w:sz w:val="24"/>
           <w:szCs w:val="24"/>
         </w:rPr>
-        <w:t xml:space="preserve">HU-19 — Quitar un documento de un notebook</w:t>
+        <w:t xml:space="preserve">HU-18 — Ver el documento original antes de confiar en la respuesta</w:t>
       </w:r>
     </w:p>
     <w:p>
@@ -4859,7 +4931,7 @@
           <w:sz w:val="22"/>
           <w:szCs w:val="22"/>
         </w:rPr>
-        <w:t xml:space="preserve">poder eliminar un documento que ya no necesita de un notebook,</w:t>
+        <w:t xml:space="preserve">hacer clic en un documento de su notebook y ver su contenido original,</w:t>
       </w:r>
     </w:p>
     <w:p>
@@ -4886,7 +4958,7 @@
           <w:sz w:val="22"/>
           <w:szCs w:val="22"/>
         </w:rPr>
-        <w:t xml:space="preserve">mantener su colección de documentos actualizada y sin información obsoleta.</w:t>
+        <w:t xml:space="preserve">verificar visualmente que la respuesta del asistente coincide con el documento real.</w:t>
       </w:r>
     </w:p>
     <w:p>
@@ -4942,43 +5014,43 @@
           <w:sz w:val="21"/>
           <w:szCs w:val="21"/>
         </w:rPr>
-        <w:t xml:space="preserve">Antes de eliminar, el sistema pide confirmación indicando el nombre del documento y que la acción no puede deshacerse.</w:t>
-      </w:r>
-    </w:p>
-    <w:p>
-      <w:pPr>
-        <w:pStyle w:val="ListParagraph"/>
-        <w:numPr>
-          <w:ilvl w:val="0"/>
-          <w:numId w:val="1"/>
-        </w:numPr>
-        <w:spacing w:after="80" w:line="260"/>
-      </w:pPr>
-      <w:r>
-        <w:rPr>
-          <w:rFonts w:ascii="Calibri" w:cs="Calibri" w:eastAsia="Calibri" w:hAnsi="Calibri"/>
-          <w:sz w:val="21"/>
-          <w:szCs w:val="21"/>
-        </w:rPr>
-        <w:t xml:space="preserve">Al eliminar un documento, el sistema borra sus fragmentos vectoriales en Qdrant, el archivo físico en disco y su registro en base de datos.</w:t>
-      </w:r>
-    </w:p>
-    <w:p>
-      <w:pPr>
-        <w:pStyle w:val="ListParagraph"/>
-        <w:numPr>
-          <w:ilvl w:val="0"/>
-          <w:numId w:val="1"/>
-        </w:numPr>
-        <w:spacing w:after="80" w:line="260"/>
-      </w:pPr>
-      <w:r>
-        <w:rPr>
-          <w:rFonts w:ascii="Calibri" w:cs="Calibri" w:eastAsia="Calibri" w:hAnsi="Calibri"/>
-          <w:sz w:val="21"/>
-          <w:szCs w:val="21"/>
-        </w:rPr>
-        <w:t xml:space="preserve">El documento no vuelve a aparecer en consultas ni en el listado del notebook tras eliminarse.</w:t>
+        <w:t xml:space="preserve">El archivo original (imagen o PDF) se muestra en una ventana de previsualización dentro de la misma interfaz.</w:t>
+      </w:r>
+    </w:p>
+    <w:p>
+      <w:pPr>
+        <w:pStyle w:val="ListParagraph"/>
+        <w:numPr>
+          <w:ilvl w:val="0"/>
+          <w:numId w:val="1"/>
+        </w:numPr>
+        <w:spacing w:after="80" w:line="260"/>
+      </w:pPr>
+      <w:r>
+        <w:rPr>
+          <w:rFonts w:ascii="Calibri" w:cs="Calibri" w:eastAsia="Calibri" w:hAnsi="Calibri"/>
+          <w:sz w:val="21"/>
+          <w:szCs w:val="21"/>
+        </w:rPr>
+        <w:t xml:space="preserve">La previsualización no fuerza una descarga al equipo del usuario.</w:t>
+      </w:r>
+    </w:p>
+    <w:p>
+      <w:pPr>
+        <w:pStyle w:val="ListParagraph"/>
+        <w:numPr>
+          <w:ilvl w:val="0"/>
+          <w:numId w:val="1"/>
+        </w:numPr>
+        <w:spacing w:after="80" w:line="260"/>
+      </w:pPr>
+      <w:r>
+        <w:rPr>
+          <w:rFonts w:ascii="Calibri" w:cs="Calibri" w:eastAsia="Calibri" w:hAnsi="Calibri"/>
+          <w:sz w:val="21"/>
+          <w:szCs w:val="21"/>
+        </w:rPr>
+        <w:t xml:space="preserve">Si el tipo de archivo no tiene vista previa, el sistema lo indica.</w:t>
       </w:r>
     </w:p>
     <w:p>
@@ -5006,16 +5078,7 @@
           <w:sz w:val="20"/>
           <w:szCs w:val="20"/>
         </w:rPr>
-        <w:t xml:space="preserve">Requisitos RF-19 · Casos de uso CU-13</w:t>
-      </w:r>
-    </w:p>
-    <w:p>
-      <w:pPr>
-        <w:pStyle w:val="Heading1"/>
-        <w:spacing w:after="200" w:before="360"/>
-      </w:pPr>
-      <w:r>
-        <w:t xml:space="preserve">Módulo 6: Búsqueda de Temas Similares</w:t>
+        <w:t xml:space="preserve">Requisitos RF-18 · Casos de uso CU-12</w:t>
       </w:r>
     </w:p>
     <w:p>
@@ -5034,7 +5097,7 @@
           <w:sz w:val="24"/>
           <w:szCs w:val="24"/>
         </w:rPr>
-        <w:t xml:space="preserve">HU-20 — Encontrar temas parecidos a uno de referencia</w:t>
+        <w:t xml:space="preserve">HU-19 — Quitar un documento de un notebook</w:t>
       </w:r>
     </w:p>
     <w:p>
@@ -5088,7 +5151,7 @@
           <w:sz w:val="22"/>
           <w:szCs w:val="22"/>
         </w:rPr>
-        <w:t xml:space="preserve">buscar temas o documentos similares a partir de un tema de referencia o un fragmento de texto,</w:t>
+        <w:t xml:space="preserve">poder eliminar un documento que ya no necesita de un notebook,</w:t>
       </w:r>
     </w:p>
     <w:p>
@@ -5115,7 +5178,7 @@
           <w:sz w:val="22"/>
           <w:szCs w:val="22"/>
         </w:rPr>
-        <w:t xml:space="preserve">encontrar información relacionada sin revisar todo el sistema manualmente.</w:t>
+        <w:t xml:space="preserve">mantener su colección de documentos actualizada y sin información obsoleta.</w:t>
       </w:r>
     </w:p>
     <w:p>
@@ -5171,61 +5234,43 @@
           <w:sz w:val="21"/>
           <w:szCs w:val="21"/>
         </w:rPr>
-        <w:t xml:space="preserve">El usuario puede iniciar la búsqueda con un tema de referencia o un fragmento de texto libre.</w:t>
-      </w:r>
-    </w:p>
-    <w:p>
-      <w:pPr>
-        <w:pStyle w:val="ListParagraph"/>
-        <w:numPr>
-          <w:ilvl w:val="0"/>
-          <w:numId w:val="1"/>
-        </w:numPr>
-        <w:spacing w:after="80" w:line="260"/>
-      </w:pPr>
-      <w:r>
-        <w:rPr>
-          <w:rFonts w:ascii="Calibri" w:cs="Calibri" w:eastAsia="Calibri" w:hAnsi="Calibri"/>
-          <w:sz w:val="21"/>
-          <w:szCs w:val="21"/>
-        </w:rPr>
-        <w:t xml:space="preserve">El sistema presenta un listado de resultados ordenados de mayor a menor similitud, con el porcentaje de coincidencia visible.</w:t>
-      </w:r>
-    </w:p>
-    <w:p>
-      <w:pPr>
-        <w:pStyle w:val="ListParagraph"/>
-        <w:numPr>
-          <w:ilvl w:val="0"/>
-          <w:numId w:val="1"/>
-        </w:numPr>
-        <w:spacing w:after="80" w:line="260"/>
-      </w:pPr>
-      <w:r>
-        <w:rPr>
-          <w:rFonts w:ascii="Calibri" w:cs="Calibri" w:eastAsia="Calibri" w:hAnsi="Calibri"/>
-          <w:sz w:val="21"/>
-          <w:szCs w:val="21"/>
-        </w:rPr>
-        <w:t xml:space="preserve">Los resultados se clasifican en similitud alta (90% o más), media (de 70% a 89%) o baja (menos de 70%).</w:t>
-      </w:r>
-    </w:p>
-    <w:p>
-      <w:pPr>
-        <w:pStyle w:val="ListParagraph"/>
-        <w:numPr>
-          <w:ilvl w:val="0"/>
-          <w:numId w:val="1"/>
-        </w:numPr>
-        <w:spacing w:after="80" w:line="260"/>
-      </w:pPr>
-      <w:r>
-        <w:rPr>
-          <w:rFonts w:ascii="Calibri" w:cs="Calibri" w:eastAsia="Calibri" w:hAnsi="Calibri"/>
-          <w:sz w:val="21"/>
-          <w:szCs w:val="21"/>
-        </w:rPr>
-        <w:t xml:space="preserve">Sobre cada resultado puede generar con IA un resumen, sus palabras clave, los factores de similitud y una conclusión.</w:t>
+        <w:t xml:space="preserve">Antes de eliminar, el sistema pide confirmación indicando el nombre del documento y que la acción no puede deshacerse.</w:t>
+      </w:r>
+    </w:p>
+    <w:p>
+      <w:pPr>
+        <w:pStyle w:val="ListParagraph"/>
+        <w:numPr>
+          <w:ilvl w:val="0"/>
+          <w:numId w:val="1"/>
+        </w:numPr>
+        <w:spacing w:after="80" w:line="260"/>
+      </w:pPr>
+      <w:r>
+        <w:rPr>
+          <w:rFonts w:ascii="Calibri" w:cs="Calibri" w:eastAsia="Calibri" w:hAnsi="Calibri"/>
+          <w:sz w:val="21"/>
+          <w:szCs w:val="21"/>
+        </w:rPr>
+        <w:t xml:space="preserve">Al eliminar un documento, el sistema borra sus fragmentos vectoriales en Qdrant, el archivo físico en disco y su registro en base de datos.</w:t>
+      </w:r>
+    </w:p>
+    <w:p>
+      <w:pPr>
+        <w:pStyle w:val="ListParagraph"/>
+        <w:numPr>
+          <w:ilvl w:val="0"/>
+          <w:numId w:val="1"/>
+        </w:numPr>
+        <w:spacing w:after="80" w:line="260"/>
+      </w:pPr>
+      <w:r>
+        <w:rPr>
+          <w:rFonts w:ascii="Calibri" w:cs="Calibri" w:eastAsia="Calibri" w:hAnsi="Calibri"/>
+          <w:sz w:val="21"/>
+          <w:szCs w:val="21"/>
+        </w:rPr>
+        <w:t xml:space="preserve">El documento no vuelve a aparecer en consultas ni en el listado del notebook tras eliminarse.</w:t>
       </w:r>
     </w:p>
     <w:p>
@@ -5253,7 +5298,7 @@
           <w:sz w:val="20"/>
           <w:szCs w:val="20"/>
         </w:rPr>
-        <w:t xml:space="preserve">Requisitos RF-20 · Casos de uso CU-14</w:t>
+        <w:t xml:space="preserve">Requisitos RF-19 · Casos de uso CU-13</w:t>
       </w:r>
     </w:p>
     <w:p>
@@ -5262,7 +5307,7 @@
         <w:spacing w:after="200" w:before="360"/>
       </w:pPr>
       <w:r>
-        <w:t xml:space="preserve">Módulo 7: Bitácora y Reportes</w:t>
+        <w:t xml:space="preserve">Módulo 6: Búsqueda de Temas Similares</w:t>
       </w:r>
     </w:p>
     <w:p>
@@ -5281,7 +5326,7 @@
           <w:sz w:val="24"/>
           <w:szCs w:val="24"/>
         </w:rPr>
-        <w:t xml:space="preserve">HU-21 — Que todo uso del sistema quede registrado</w:t>
+        <w:t xml:space="preserve">HU-20 — Encontrar temas parecidos a uno de referencia</w:t>
       </w:r>
     </w:p>
     <w:p>
@@ -5308,7 +5353,7 @@
           <w:sz w:val="22"/>
           <w:szCs w:val="22"/>
         </w:rPr>
-        <w:t xml:space="preserve">Administrador,</w:t>
+        <w:t xml:space="preserve">Usuario Gubernamental,</w:t>
       </w:r>
     </w:p>
     <w:p>
@@ -5335,7 +5380,7 @@
           <w:sz w:val="22"/>
           <w:szCs w:val="22"/>
         </w:rPr>
-        <w:t xml:space="preserve">que toda acción relevante en el sistema quede registrada automáticamente,</w:t>
+        <w:t xml:space="preserve">buscar temas o documentos similares a partir de un tema de referencia o un fragmento de texto,</w:t>
       </w:r>
     </w:p>
     <w:p>
@@ -5362,7 +5407,7 @@
           <w:sz w:val="22"/>
           <w:szCs w:val="22"/>
         </w:rPr>
-        <w:t xml:space="preserve">poder auditar el uso del sistema sin depender de reportes manuales.</w:t>
+        <w:t xml:space="preserve">encontrar información relacionada sin revisar todo el sistema manualmente.</w:t>
       </w:r>
     </w:p>
     <w:p>
@@ -5385,7 +5430,7 @@
           <w:sz w:val="21"/>
           <w:szCs w:val="21"/>
         </w:rPr>
-        <w:t xml:space="preserve">Alta</w:t>
+        <w:t xml:space="preserve">Media</w:t>
       </w:r>
     </w:p>
     <w:p>
@@ -5418,43 +5463,61 @@
           <w:sz w:val="21"/>
           <w:szCs w:val="21"/>
         </w:rPr>
-        <w:t xml:space="preserve">Se registran los inicios y cierres de sesión, los pasos de la recuperación de contraseña, las operaciones sobre cuentas, las cargas de archivo, las consultas al asistente, las búsquedas de temas similares y las exportaciones de la bitácora.</w:t>
-      </w:r>
-    </w:p>
-    <w:p>
-      <w:pPr>
-        <w:pStyle w:val="ListParagraph"/>
-        <w:numPr>
-          <w:ilvl w:val="0"/>
-          <w:numId w:val="1"/>
-        </w:numPr>
-        <w:spacing w:after="80" w:line="260"/>
-      </w:pPr>
-      <w:r>
-        <w:rPr>
-          <w:rFonts w:ascii="Calibri" w:cs="Calibri" w:eastAsia="Calibri" w:hAnsi="Calibri"/>
-          <w:sz w:val="21"/>
-          <w:szCs w:val="21"/>
-        </w:rPr>
-        <w:t xml:space="preserve">Cada acción relevante genera un registro inmutable, con usuario, fecha, hora, tipo de acción y tema asociado cuando aplique.</w:t>
-      </w:r>
-    </w:p>
-    <w:p>
-      <w:pPr>
-        <w:pStyle w:val="ListParagraph"/>
-        <w:numPr>
-          <w:ilvl w:val="0"/>
-          <w:numId w:val="1"/>
-        </w:numPr>
-        <w:spacing w:after="80" w:line="260"/>
-      </w:pPr>
-      <w:r>
-        <w:rPr>
-          <w:rFonts w:ascii="Calibri" w:cs="Calibri" w:eastAsia="Calibri" w:hAnsi="Calibri"/>
-          <w:sz w:val="21"/>
-          <w:szCs w:val="21"/>
-        </w:rPr>
-        <w:t xml:space="preserve">El sistema no ofrece ninguna función para editar o eliminar un registro de bitácora ya creado.</w:t>
+        <w:t xml:space="preserve">El usuario puede iniciar la búsqueda con un tema de referencia o un fragmento de texto libre.</w:t>
+      </w:r>
+    </w:p>
+    <w:p>
+      <w:pPr>
+        <w:pStyle w:val="ListParagraph"/>
+        <w:numPr>
+          <w:ilvl w:val="0"/>
+          <w:numId w:val="1"/>
+        </w:numPr>
+        <w:spacing w:after="80" w:line="260"/>
+      </w:pPr>
+      <w:r>
+        <w:rPr>
+          <w:rFonts w:ascii="Calibri" w:cs="Calibri" w:eastAsia="Calibri" w:hAnsi="Calibri"/>
+          <w:sz w:val="21"/>
+          <w:szCs w:val="21"/>
+        </w:rPr>
+        <w:t xml:space="preserve">El sistema presenta un listado de resultados ordenados de mayor a menor similitud, con el porcentaje de coincidencia visible.</w:t>
+      </w:r>
+    </w:p>
+    <w:p>
+      <w:pPr>
+        <w:pStyle w:val="ListParagraph"/>
+        <w:numPr>
+          <w:ilvl w:val="0"/>
+          <w:numId w:val="1"/>
+        </w:numPr>
+        <w:spacing w:after="80" w:line="260"/>
+      </w:pPr>
+      <w:r>
+        <w:rPr>
+          <w:rFonts w:ascii="Calibri" w:cs="Calibri" w:eastAsia="Calibri" w:hAnsi="Calibri"/>
+          <w:sz w:val="21"/>
+          <w:szCs w:val="21"/>
+        </w:rPr>
+        <w:t xml:space="preserve">Los resultados se clasifican en similitud alta (90% o más), media (de 70% a 89%) o baja (menos de 70%).</w:t>
+      </w:r>
+    </w:p>
+    <w:p>
+      <w:pPr>
+        <w:pStyle w:val="ListParagraph"/>
+        <w:numPr>
+          <w:ilvl w:val="0"/>
+          <w:numId w:val="1"/>
+        </w:numPr>
+        <w:spacing w:after="80" w:line="260"/>
+      </w:pPr>
+      <w:r>
+        <w:rPr>
+          <w:rFonts w:ascii="Calibri" w:cs="Calibri" w:eastAsia="Calibri" w:hAnsi="Calibri"/>
+          <w:sz w:val="21"/>
+          <w:szCs w:val="21"/>
+        </w:rPr>
+        <w:t xml:space="preserve">Sobre cada resultado puede generar con IA un resumen, sus palabras clave, los factores de similitud y una conclusión.</w:t>
       </w:r>
     </w:p>
     <w:p>
@@ -5482,7 +5545,16 @@
           <w:sz w:val="20"/>
           <w:szCs w:val="20"/>
         </w:rPr>
-        <w:t xml:space="preserve">Requisitos RF-21 · Casos de uso CU-01, CU-02, CU-04, CU-05, CU-07, CU-09, CU-14, CU-15</w:t>
+        <w:t xml:space="preserve">Requisitos RF-20 · Casos de uso CU-14</w:t>
+      </w:r>
+    </w:p>
+    <w:p>
+      <w:pPr>
+        <w:pStyle w:val="Heading1"/>
+        <w:spacing w:after="200" w:before="360"/>
+      </w:pPr>
+      <w:r>
+        <w:t xml:space="preserve">Módulo 7: Bitácora y Reportes</w:t>
       </w:r>
     </w:p>
     <w:p>
@@ -5501,6 +5573,226 @@
           <w:sz w:val="24"/>
           <w:szCs w:val="24"/>
         </w:rPr>
+        <w:t xml:space="preserve">HU-21 — Que todo uso del sistema quede registrado</w:t>
+      </w:r>
+    </w:p>
+    <w:p>
+      <w:pPr>
+        <w:spacing w:after="60" w:line="276"/>
+      </w:pPr>
+      <w:r>
+        <w:rPr>
+          <w:rFonts w:ascii="Calibri" w:cs="Calibri" w:eastAsia="Calibri" w:hAnsi="Calibri"/>
+          <w:b/>
+          <w:bCs/>
+          <w:i/>
+          <w:iCs/>
+          <w:sz w:val="22"/>
+          <w:szCs w:val="22"/>
+        </w:rPr>
+        <w:t xml:space="preserve">Como </w:t>
+      </w:r>
+      <w:r>
+        <w:rPr>
+          <w:rFonts w:ascii="Calibri" w:cs="Calibri" w:eastAsia="Calibri" w:hAnsi="Calibri"/>
+          <w:i/>
+          <w:iCs/>
+          <w:sz w:val="22"/>
+          <w:szCs w:val="22"/>
+        </w:rPr>
+        <w:t xml:space="preserve">Administrador,</w:t>
+      </w:r>
+    </w:p>
+    <w:p>
+      <w:pPr>
+        <w:spacing w:after="60" w:line="276"/>
+      </w:pPr>
+      <w:r>
+        <w:rPr>
+          <w:rFonts w:ascii="Calibri" w:cs="Calibri" w:eastAsia="Calibri" w:hAnsi="Calibri"/>
+          <w:b/>
+          <w:bCs/>
+          <w:i/>
+          <w:iCs/>
+          <w:sz w:val="22"/>
+          <w:szCs w:val="22"/>
+        </w:rPr>
+        <w:t xml:space="preserve">necesita </w:t>
+      </w:r>
+      <w:r>
+        <w:rPr>
+          <w:rFonts w:ascii="Calibri" w:cs="Calibri" w:eastAsia="Calibri" w:hAnsi="Calibri"/>
+          <w:i/>
+          <w:iCs/>
+          <w:sz w:val="22"/>
+          <w:szCs w:val="22"/>
+        </w:rPr>
+        <w:t xml:space="preserve">que toda acción relevante en el sistema quede registrada automáticamente,</w:t>
+      </w:r>
+    </w:p>
+    <w:p>
+      <w:pPr>
+        <w:spacing w:after="60" w:line="276"/>
+      </w:pPr>
+      <w:r>
+        <w:rPr>
+          <w:rFonts w:ascii="Calibri" w:cs="Calibri" w:eastAsia="Calibri" w:hAnsi="Calibri"/>
+          <w:b/>
+          <w:bCs/>
+          <w:i/>
+          <w:iCs/>
+          <w:sz w:val="22"/>
+          <w:szCs w:val="22"/>
+        </w:rPr>
+        <w:t xml:space="preserve">para </w:t>
+      </w:r>
+      <w:r>
+        <w:rPr>
+          <w:rFonts w:ascii="Calibri" w:cs="Calibri" w:eastAsia="Calibri" w:hAnsi="Calibri"/>
+          <w:i/>
+          <w:iCs/>
+          <w:sz w:val="22"/>
+          <w:szCs w:val="22"/>
+        </w:rPr>
+        <w:t xml:space="preserve">poder auditar el uso del sistema sin depender de reportes manuales.</w:t>
+      </w:r>
+    </w:p>
+    <w:p>
+      <w:pPr>
+        <w:spacing w:after="120" w:before="100"/>
+      </w:pPr>
+      <w:r>
+        <w:rPr>
+          <w:rFonts w:ascii="Calibri" w:cs="Calibri" w:eastAsia="Calibri" w:hAnsi="Calibri"/>
+          <w:b/>
+          <w:bCs/>
+          <w:sz w:val="21"/>
+          <w:szCs w:val="21"/>
+        </w:rPr>
+        <w:t xml:space="preserve">Prioridad: </w:t>
+      </w:r>
+      <w:r>
+        <w:rPr>
+          <w:rFonts w:ascii="Calibri" w:cs="Calibri" w:eastAsia="Calibri" w:hAnsi="Calibri"/>
+          <w:sz w:val="21"/>
+          <w:szCs w:val="21"/>
+        </w:rPr>
+        <w:t xml:space="preserve">Alta</w:t>
+      </w:r>
+    </w:p>
+    <w:p>
+      <w:pPr>
+        <w:spacing w:after="80"/>
+      </w:pPr>
+      <w:r>
+        <w:rPr>
+          <w:rFonts w:ascii="Calibri" w:cs="Calibri" w:eastAsia="Calibri" w:hAnsi="Calibri"/>
+          <w:b/>
+          <w:bCs/>
+          <w:sz w:val="21"/>
+          <w:szCs w:val="21"/>
+        </w:rPr>
+        <w:t xml:space="preserve">Criterios de aceptación:</w:t>
+      </w:r>
+    </w:p>
+    <w:p>
+      <w:pPr>
+        <w:pStyle w:val="ListParagraph"/>
+        <w:numPr>
+          <w:ilvl w:val="0"/>
+          <w:numId w:val="1"/>
+        </w:numPr>
+        <w:spacing w:after="80" w:line="260"/>
+      </w:pPr>
+      <w:r>
+        <w:rPr>
+          <w:rFonts w:ascii="Calibri" w:cs="Calibri" w:eastAsia="Calibri" w:hAnsi="Calibri"/>
+          <w:sz w:val="21"/>
+          <w:szCs w:val="21"/>
+        </w:rPr>
+        <w:t xml:space="preserve">Se registran los inicios y cierres de sesión, los pasos de la recuperación de contraseña, las operaciones sobre cuentas, las cargas de archivo, las consultas al asistente, las búsquedas de temas similares y las exportaciones de la bitácora.</w:t>
+      </w:r>
+    </w:p>
+    <w:p>
+      <w:pPr>
+        <w:pStyle w:val="ListParagraph"/>
+        <w:numPr>
+          <w:ilvl w:val="0"/>
+          <w:numId w:val="1"/>
+        </w:numPr>
+        <w:spacing w:after="80" w:line="260"/>
+      </w:pPr>
+      <w:r>
+        <w:rPr>
+          <w:rFonts w:ascii="Calibri" w:cs="Calibri" w:eastAsia="Calibri" w:hAnsi="Calibri"/>
+          <w:sz w:val="21"/>
+          <w:szCs w:val="21"/>
+        </w:rPr>
+        <w:t xml:space="preserve">Cada acción relevante genera un registro inmutable, con usuario, fecha, hora, tipo de acción y tema asociado cuando aplique.</w:t>
+      </w:r>
+    </w:p>
+    <w:p>
+      <w:pPr>
+        <w:pStyle w:val="ListParagraph"/>
+        <w:numPr>
+          <w:ilvl w:val="0"/>
+          <w:numId w:val="1"/>
+        </w:numPr>
+        <w:spacing w:after="80" w:line="260"/>
+      </w:pPr>
+      <w:r>
+        <w:rPr>
+          <w:rFonts w:ascii="Calibri" w:cs="Calibri" w:eastAsia="Calibri" w:hAnsi="Calibri"/>
+          <w:sz w:val="21"/>
+          <w:szCs w:val="21"/>
+        </w:rPr>
+        <w:t xml:space="preserve">El sistema no ofrece ninguna función para editar o eliminar un registro de bitácora ya creado.</w:t>
+      </w:r>
+    </w:p>
+    <w:p>
+      <w:pPr>
+        <w:spacing w:after="260" w:before="100"/>
+      </w:pPr>
+      <w:r>
+        <w:rPr>
+          <w:rFonts w:ascii="Calibri" w:cs="Calibri" w:eastAsia="Calibri" w:hAnsi="Calibri"/>
+          <w:b/>
+          <w:bCs/>
+          <w:i/>
+          <w:iCs/>
+          <w:sz w:val="20"/>
+          <w:szCs w:val="20"/>
+        </w:rPr>
+        <w:t xml:space="preserve">Trazabilidad: </w:t>
+      </w:r>
+      <w:r>
+        <w:rPr>
+          <w:rFonts w:ascii="Calibri" w:cs="Calibri" w:eastAsia="Calibri" w:hAnsi="Calibri"/>
+          <w:i/>
+          <w:iCs/>
+          <w:color w:val="5B6472"/>
+          <w:sz w:val="20"/>
+          <w:szCs w:val="20"/>
+        </w:rPr>
+        <w:t xml:space="preserve">Requisitos RF-21 · Casos de uso CU-01, CU-02, CU-04, CU-05, CU-07, CU-09, CU-14, CU-15</w:t>
+      </w:r>
+    </w:p>
+    <w:p>
+      <w:pPr>
+        <w:pBdr>
+          <w:top w:val="single" w:color="1F4E79" w:sz="10" w:space="6"/>
+        </w:pBdr>
+        <w:spacing w:after="40" w:before="320"/>
+      </w:pPr>
+      <w:r>
+        <w:rPr>
+          <w:rFonts w:ascii="Calibri" w:cs="Calibri" w:eastAsia="Calibri" w:hAnsi="Calibri"/>
+          <w:b/>
+          <w:bCs/>
+          <w:color w:val="1F4E79"/>
+          <w:sz w:val="24"/>
+          <w:szCs w:val="24"/>
+        </w:rPr>
         <w:t xml:space="preserve">HU-22 — Filtrar la bitácora para encontrar lo necesario</w:t>
       </w:r>
     </w:p>
@@ -5674,7 +5966,7 @@
           <w:sz w:val="21"/>
           <w:szCs w:val="21"/>
         </w:rPr>
-        <w:t>Puede abrir el detalle de cualquier registro, con su información adicional; en la creación de cuentas y en el restablecimiento de contraseñas, el detalle muestra si la notificación por correo se entregó.</w:t>
+        <w:t xml:space="preserve">Puede abrir el detalle de cualquier registro, con su información adicional; en la creación de cuentas y en el restablecimiento de contraseñas, el detalle muestra si la notificación por correo se entregó, y en la recuperación de contraseña, el paso y su resultado.</w:t>
       </w:r>
     </w:p>
     <w:p>
